--- a/docs/Moulton - Original Resume.docx
+++ b/docs/Moulton - Original Resume.docx
@@ -31,6 +31,7 @@
         <w:ind w:left="3137" w:right="2968"/>
         <w:jc w:val="center"/>
         <w:rPr>
+          <w:w w:val="95"/>
           <w:sz w:val="23"/>
         </w:rPr>
       </w:pPr>
@@ -140,6 +141,54 @@
       <w:r>
         <w:rPr>
           <w:spacing w:val="4"/>
+          <w:w w:val="95"/>
+          <w:sz w:val="23"/>
+        </w:rPr>
+        <w:t xml:space="preserve"> </w:t>
+      </w:r>
+      <w:r>
+        <w:rPr>
+          <w:rFonts w:ascii="Arial MT" w:hAnsi="Arial MT"/>
+          <w:w w:val="95"/>
+          <w:sz w:val="14"/>
+        </w:rPr>
+        <w:t>●</w:t>
+      </w:r>
+      <w:r>
+        <w:rPr>
+          <w:rFonts w:ascii="Arial MT" w:hAnsi="Arial MT"/>
+          <w:w w:val="95"/>
+          <w:sz w:val="14"/>
+        </w:rPr>
+        <w:t xml:space="preserve"> </w:t>
+      </w:r>
+      <w:r>
+        <w:rPr>
+          <w:w w:val="95"/>
+          <w:sz w:val="23"/>
+        </w:rPr>
+        <w:t>Portfolio</w:t>
+      </w:r>
+      <w:r>
+        <w:rPr>
+          <w:rFonts w:ascii="Arial MT" w:hAnsi="Arial MT"/>
+          <w:w w:val="95"/>
+          <w:sz w:val="14"/>
+        </w:rPr>
+        <w:t xml:space="preserve">: </w:t>
+      </w:r>
+      <w:hyperlink r:id="rId7" w:history="1">
+        <w:r>
+          <w:rPr>
+            <w:rStyle w:val="Hyperlink"/>
+            <w:w w:val="95"/>
+            <w:sz w:val="23"/>
+          </w:rPr>
+          <w:t>https://tmoulton-cyber.github.io/</w:t>
+        </w:r>
+      </w:hyperlink>
+      <w:r>
+        <w:rPr>
           <w:w w:val="95"/>
           <w:sz w:val="23"/>
         </w:rPr>
@@ -4054,6 +4103,7 @@
   <w:style w:type="character" w:default="1" w:styleId="DefaultParagraphFont">
     <w:name w:val="Default Paragraph Font"/>
     <w:uiPriority w:val="1"/>
+    <w:semiHidden/>
     <w:unhideWhenUsed/>
   </w:style>
   <w:style w:type="table" w:default="1" w:styleId="TableNormal">

--- a/docs/Moulton - Original Resume.docx
+++ b/docs/Moulton - Original Resume.docx
@@ -152,15 +152,7 @@
           <w:w w:val="95"/>
           <w:sz w:val="14"/>
         </w:rPr>
-        <w:t>●</w:t>
-      </w:r>
-      <w:r>
-        <w:rPr>
-          <w:rFonts w:ascii="Arial MT" w:hAnsi="Arial MT"/>
-          <w:w w:val="95"/>
-          <w:sz w:val="14"/>
-        </w:rPr>
-        <w:t xml:space="preserve"> </w:t>
+        <w:t xml:space="preserve">● </w:t>
       </w:r>
       <w:r>
         <w:rPr>
@@ -2995,14 +2987,14 @@
           <w:spacing w:val="-2"/>
         </w:rPr>
         <w:br/>
-        <w:t>Cybersecurity Tools: Wireshark, SIEM (foundational knowledge)</w:t>
+        <w:t xml:space="preserve">Cybersecurity Tools: Wireshark, SIEM </w:t>
       </w:r>
       <w:r>
         <w:rPr>
           <w:spacing w:val="-2"/>
         </w:rPr>
         <w:br/>
-        <w:t>Operating Systems: Windows, Linux (academic exposure)</w:t>
+        <w:t xml:space="preserve">Operating Systems: Windows, Linux </w:t>
       </w:r>
       <w:r>
         <w:rPr>

--- a/docs/Moulton - Original Resume.docx
+++ b/docs/Moulton - Original Resume.docx
@@ -3020,22 +3020,20 @@
         <w:rPr>
           <w:spacing w:val="-2"/>
         </w:rPr>
+        <w:t xml:space="preserve">, </w:t>
+      </w:r>
+      <w:r>
+        <w:rPr>
+          <w:spacing w:val="-2"/>
+        </w:rPr>
+        <w:t>ISC² Certified in Cybersecurity (CC)</w:t>
+      </w:r>
+      <w:r>
+        <w:rPr>
+          <w:spacing w:val="-2"/>
+        </w:rPr>
         <w:br/>
-        <w:t xml:space="preserve">Affiliations: </w:t>
-      </w:r>
-      <w:proofErr w:type="spellStart"/>
-      <w:r>
-        <w:rPr>
-          <w:spacing w:val="-2"/>
-        </w:rPr>
-        <w:t>WiCyS</w:t>
-      </w:r>
-      <w:proofErr w:type="spellEnd"/>
-      <w:r>
-        <w:rPr>
-          <w:spacing w:val="-2"/>
-        </w:rPr>
-        <w:t xml:space="preserve"> (Women in Cybersecurity)</w:t>
+        <w:t>Affiliations: WiCyS (Women in Cybersecurity)</w:t>
       </w:r>
       <w:r>
         <w:rPr>
@@ -4095,7 +4093,6 @@
   <w:style w:type="character" w:default="1" w:styleId="DefaultParagraphFont">
     <w:name w:val="Default Paragraph Font"/>
     <w:uiPriority w:val="1"/>
-    <w:semiHidden/>
     <w:unhideWhenUsed/>
   </w:style>
   <w:style w:type="table" w:default="1" w:styleId="TableNormal">

--- a/docs/Moulton - Original Resume.docx
+++ b/docs/Moulton - Original Resume.docx
@@ -2372,89 +2372,6 @@
     </w:p>
     <w:p>
       <w:pPr>
-        <w:pStyle w:val="Heading1"/>
-        <w:numPr>
-          <w:ilvl w:val="0"/>
-          <w:numId w:val="1"/>
-        </w:numPr>
-        <w:tabs>
-          <w:tab w:val="left" w:pos="856"/>
-          <w:tab w:val="left" w:pos="857"/>
-        </w:tabs>
-        <w:spacing w:line="247" w:lineRule="exact"/>
-        <w:ind w:hanging="364"/>
-        <w:rPr>
-          <w:b w:val="0"/>
-          <w:bCs w:val="0"/>
-        </w:rPr>
-      </w:pPr>
-      <w:r>
-        <w:rPr>
-          <w:b w:val="0"/>
-          <w:bCs w:val="0"/>
-          <w:spacing w:val="-4"/>
-        </w:rPr>
-        <w:t>Summer</w:t>
-      </w:r>
-      <w:r>
-        <w:rPr>
-          <w:b w:val="0"/>
-          <w:bCs w:val="0"/>
-          <w:spacing w:val="-10"/>
-        </w:rPr>
-        <w:t xml:space="preserve"> </w:t>
-      </w:r>
-      <w:r>
-        <w:rPr>
-          <w:b w:val="0"/>
-          <w:bCs w:val="0"/>
-          <w:spacing w:val="-4"/>
-        </w:rPr>
-        <w:t>Research</w:t>
-      </w:r>
-      <w:r>
-        <w:rPr>
-          <w:b w:val="0"/>
-          <w:bCs w:val="0"/>
-          <w:spacing w:val="-7"/>
-        </w:rPr>
-        <w:t xml:space="preserve"> </w:t>
-      </w:r>
-      <w:r>
-        <w:rPr>
-          <w:b w:val="0"/>
-          <w:bCs w:val="0"/>
-          <w:spacing w:val="-3"/>
-        </w:rPr>
-        <w:t>Academy:</w:t>
-      </w:r>
-      <w:r>
-        <w:rPr>
-          <w:b w:val="0"/>
-          <w:bCs w:val="0"/>
-          <w:spacing w:val="-5"/>
-        </w:rPr>
-        <w:t xml:space="preserve"> </w:t>
-      </w:r>
-      <w:r>
-        <w:rPr>
-          <w:b w:val="0"/>
-          <w:bCs w:val="0"/>
-          <w:spacing w:val="-3"/>
-        </w:rPr>
-        <w:t>Cybersecurity</w:t>
-      </w:r>
-      <w:r>
-        <w:rPr>
-          <w:b w:val="0"/>
-          <w:bCs w:val="0"/>
-          <w:spacing w:val="-3"/>
-        </w:rPr>
-        <w:t xml:space="preserve"> (Virtual)</w:t>
-      </w:r>
-    </w:p>
-    <w:p>
-      <w:pPr>
         <w:pStyle w:val="ListParagraph"/>
         <w:numPr>
           <w:ilvl w:val="0"/>
@@ -2668,105 +2585,6 @@
           <w:spacing w:val="-5"/>
         </w:rPr>
         <w:t>2021</w:t>
-      </w:r>
-    </w:p>
-    <w:p>
-      <w:pPr>
-        <w:pStyle w:val="Heading1"/>
-        <w:numPr>
-          <w:ilvl w:val="0"/>
-          <w:numId w:val="1"/>
-        </w:numPr>
-        <w:tabs>
-          <w:tab w:val="left" w:pos="856"/>
-          <w:tab w:val="left" w:pos="857"/>
-        </w:tabs>
-        <w:spacing w:line="248" w:lineRule="exact"/>
-        <w:ind w:hanging="364"/>
-        <w:rPr>
-          <w:b w:val="0"/>
-          <w:bCs w:val="0"/>
-        </w:rPr>
-      </w:pPr>
-      <w:r>
-        <w:rPr>
-          <w:b w:val="0"/>
-          <w:bCs w:val="0"/>
-          <w:spacing w:val="-4"/>
-        </w:rPr>
-        <w:t>Summer</w:t>
-      </w:r>
-      <w:r>
-        <w:rPr>
-          <w:b w:val="0"/>
-          <w:bCs w:val="0"/>
-          <w:spacing w:val="-9"/>
-        </w:rPr>
-        <w:t xml:space="preserve"> </w:t>
-      </w:r>
-      <w:r>
-        <w:rPr>
-          <w:b w:val="0"/>
-          <w:bCs w:val="0"/>
-          <w:spacing w:val="-4"/>
-        </w:rPr>
-        <w:t>Research</w:t>
-      </w:r>
-      <w:r>
-        <w:rPr>
-          <w:b w:val="0"/>
-          <w:bCs w:val="0"/>
-          <w:spacing w:val="-5"/>
-        </w:rPr>
-        <w:t xml:space="preserve"> </w:t>
-      </w:r>
-      <w:r>
-        <w:rPr>
-          <w:b w:val="0"/>
-          <w:bCs w:val="0"/>
-          <w:spacing w:val="-4"/>
-        </w:rPr>
-        <w:t>Academy:</w:t>
-      </w:r>
-      <w:r>
-        <w:rPr>
-          <w:b w:val="0"/>
-          <w:bCs w:val="0"/>
-          <w:spacing w:val="-6"/>
-        </w:rPr>
-        <w:t xml:space="preserve"> </w:t>
-      </w:r>
-      <w:r>
-        <w:rPr>
-          <w:b w:val="0"/>
-          <w:bCs w:val="0"/>
-          <w:spacing w:val="-3"/>
-        </w:rPr>
-        <w:t>Computer</w:t>
-      </w:r>
-      <w:r>
-        <w:rPr>
-          <w:b w:val="0"/>
-          <w:bCs w:val="0"/>
-          <w:spacing w:val="-7"/>
-        </w:rPr>
-        <w:t xml:space="preserve"> </w:t>
-      </w:r>
-      <w:r>
-        <w:rPr>
-          <w:b w:val="0"/>
-          <w:bCs w:val="0"/>
-          <w:spacing w:val="-3"/>
-        </w:rPr>
-        <w:t>Science</w:t>
-      </w:r>
-      <w:r>
-        <w:rPr>
-          <w:b w:val="0"/>
-          <w:bCs w:val="0"/>
-          <w:spacing w:val="-3"/>
-        </w:rPr>
-        <w:t xml:space="preserve"> (Virtual)</w:t>
       </w:r>
     </w:p>
     <w:p>
@@ -4093,6 +3911,7 @@
   <w:style w:type="character" w:default="1" w:styleId="DefaultParagraphFont">
     <w:name w:val="Default Paragraph Font"/>
     <w:uiPriority w:val="1"/>
+    <w:semiHidden/>
     <w:unhideWhenUsed/>
   </w:style>
   <w:style w:type="table" w:default="1" w:styleId="TableNormal">

--- a/docs/Moulton - Original Resume.docx
+++ b/docs/Moulton - Original Resume.docx
@@ -2311,6 +2311,13 @@
         <w:t xml:space="preserve"> </w:t>
       </w:r>
       <w:r>
+        <w:rPr>
+          <w:bCs/>
+          <w:spacing w:val="-3"/>
+        </w:rPr>
+        <w:t>| Remote</w:t>
+      </w:r>
+      <w:r>
         <w:tab/>
       </w:r>
       <w:r>
@@ -2526,6 +2533,20 @@
           <w:spacing w:val="-3"/>
         </w:rPr>
         <w:t xml:space="preserve"> </w:t>
+      </w:r>
+      <w:r>
+        <w:rPr>
+          <w:bCs/>
+          <w:spacing w:val="-3"/>
+        </w:rPr>
+        <w:t xml:space="preserve">| </w:t>
+      </w:r>
+      <w:r>
+        <w:rPr>
+          <w:bCs/>
+          <w:spacing w:val="-3"/>
+        </w:rPr>
+        <w:t>Remote</w:t>
       </w:r>
       <w:r>
         <w:tab/>

--- a/docs/Moulton - Original Resume.docx
+++ b/docs/Moulton - Original Resume.docx
@@ -4,28 +4,28 @@
   <w:body>
     <w:p>
       <w:pPr>
-        <w:spacing w:after="60"/>
+        <w:spacing w:after="40"/>
         <w:jc w:val="center"/>
       </w:pPr>
       <w:r>
         <w:rPr>
-          <w:rFonts w:ascii="Calibri" w:eastAsia="Calibri" w:hAnsi="Calibri" w:cs="Calibri"/>
-          <w:b/>
-          <w:bCs/>
-          <w:sz w:val="48"/>
-          <w:szCs w:val="48"/>
+          <w:b/>
+          <w:bCs/>
+          <w:color w:val="1F4E79"/>
+          <w:sz w:val="36"/>
+          <w:szCs w:val="36"/>
         </w:rPr>
         <w:t>Tyfanna Moulton</w:t>
       </w:r>
     </w:p>
     <w:p>
       <w:pPr>
-        <w:spacing w:after="60"/>
+        <w:spacing w:after="160"/>
         <w:jc w:val="center"/>
       </w:pPr>
       <w:r>
         <w:rPr>
-          <w:rFonts w:ascii="Calibri" w:eastAsia="Calibri" w:hAnsi="Calibri" w:cs="Calibri"/>
+          <w:color w:val="555555"/>
           <w:sz w:val="19"/>
           <w:szCs w:val="19"/>
         </w:rPr>
@@ -34,7 +34,7 @@
       <w:proofErr w:type="gramStart"/>
       <w:r>
         <w:rPr>
-          <w:rFonts w:ascii="Calibri" w:eastAsia="Calibri" w:hAnsi="Calibri" w:cs="Calibri"/>
+          <w:color w:val="555555"/>
           <w:sz w:val="19"/>
           <w:szCs w:val="19"/>
         </w:rPr>
@@ -43,7 +43,7 @@
       <w:proofErr w:type="gramEnd"/>
       <w:r>
         <w:rPr>
-          <w:rFonts w:ascii="Calibri" w:eastAsia="Calibri" w:hAnsi="Calibri" w:cs="Calibri"/>
+          <w:color w:val="555555"/>
           <w:sz w:val="19"/>
           <w:szCs w:val="19"/>
         </w:rPr>
@@ -52,7 +52,7 @@
       <w:proofErr w:type="gramStart"/>
       <w:r>
         <w:rPr>
-          <w:rFonts w:ascii="Calibri" w:eastAsia="Calibri" w:hAnsi="Calibri" w:cs="Calibri"/>
+          <w:color w:val="555555"/>
           <w:sz w:val="19"/>
           <w:szCs w:val="19"/>
         </w:rPr>
@@ -61,7 +61,7 @@
       <w:proofErr w:type="gramEnd"/>
       <w:r>
         <w:rPr>
-          <w:rFonts w:ascii="Calibri" w:eastAsia="Calibri" w:hAnsi="Calibri" w:cs="Calibri"/>
+          <w:color w:val="555555"/>
           <w:sz w:val="19"/>
           <w:szCs w:val="19"/>
         </w:rPr>
@@ -70,7 +70,7 @@
       <w:proofErr w:type="gramStart"/>
       <w:r>
         <w:rPr>
-          <w:rFonts w:ascii="Calibri" w:eastAsia="Calibri" w:hAnsi="Calibri" w:cs="Calibri"/>
+          <w:color w:val="555555"/>
           <w:sz w:val="19"/>
           <w:szCs w:val="19"/>
         </w:rPr>
@@ -79,7 +79,7 @@
       <w:proofErr w:type="gramEnd"/>
       <w:r>
         <w:rPr>
-          <w:rFonts w:ascii="Calibri" w:eastAsia="Calibri" w:hAnsi="Calibri" w:cs="Calibri"/>
+          <w:color w:val="555555"/>
           <w:sz w:val="19"/>
           <w:szCs w:val="19"/>
         </w:rPr>
@@ -89,7 +89,7 @@
       <w:proofErr w:type="gramStart"/>
       <w:r>
         <w:rPr>
-          <w:rFonts w:ascii="Calibri" w:eastAsia="Calibri" w:hAnsi="Calibri" w:cs="Calibri"/>
+          <w:color w:val="555555"/>
           <w:sz w:val="19"/>
           <w:szCs w:val="19"/>
         </w:rPr>
@@ -98,7 +98,7 @@
       <w:proofErr w:type="spellEnd"/>
       <w:r>
         <w:rPr>
-          <w:rFonts w:ascii="Calibri" w:eastAsia="Calibri" w:hAnsi="Calibri" w:cs="Calibri"/>
+          <w:color w:val="555555"/>
           <w:sz w:val="19"/>
           <w:szCs w:val="19"/>
         </w:rPr>
@@ -107,7 +107,7 @@
       <w:proofErr w:type="gramEnd"/>
       <w:r>
         <w:rPr>
-          <w:rFonts w:ascii="Calibri" w:eastAsia="Calibri" w:hAnsi="Calibri" w:cs="Calibri"/>
+          <w:color w:val="555555"/>
           <w:sz w:val="19"/>
           <w:szCs w:val="19"/>
         </w:rPr>
@@ -116,14 +116,15 @@
     </w:p>
     <w:p>
       <w:pPr>
-        <w:spacing w:before="180" w:after="60"/>
-      </w:pPr>
-      <w:r>
-        <w:rPr>
-          <w:rFonts w:ascii="Calibri" w:eastAsia="Calibri" w:hAnsi="Calibri" w:cs="Calibri"/>
+        <w:spacing w:before="180" w:after="40"/>
+      </w:pPr>
+      <w:r>
+        <w:rPr>
           <w:b/>
           <w:bCs/>
           <w:caps/>
+          <w:color w:val="1F4E79"/>
+          <w:spacing w:val="20"/>
           <w:sz w:val="22"/>
           <w:szCs w:val="22"/>
         </w:rPr>
@@ -132,31 +133,40 @@
     </w:p>
     <w:p>
       <w:pPr>
-        <w:spacing w:before="60" w:after="60"/>
-      </w:pPr>
-      <w:r>
-        <w:rPr>
-          <w:rFonts w:ascii="Calibri" w:eastAsia="Calibri" w:hAnsi="Calibri" w:cs="Calibri"/>
+        <w:pBdr>
+          <w:bottom w:val="single" w:sz="6" w:space="1" w:color="AAAAAA"/>
+        </w:pBdr>
+        <w:spacing w:after="80"/>
+      </w:pPr>
+    </w:p>
+    <w:p>
+      <w:pPr>
+        <w:spacing w:before="40" w:after="40"/>
+      </w:pPr>
+      <w:r>
+        <w:rPr>
+          <w:color w:val="333333"/>
         </w:rPr>
         <w:t>Recent Cybersecurity graduate with a strong academic foundation in network security, data analysis, SQL, and Python. Hands-on experience leading teams, tracking operational metrics, and documenting business processes in a fast-paced environment. Proven ability to communicate clearly across functions, enforce compliance standards, and deliver consistent results. Pursuing a Master of Science in Cybersecurity at Georgia Tech while actively seeking entry-level roles in cybersecurity, data analysis, or IT operat</w:t>
       </w:r>
       <w:r>
         <w:rPr>
-          <w:rFonts w:ascii="Calibri" w:eastAsia="Calibri" w:hAnsi="Calibri" w:cs="Calibri"/>
+          <w:color w:val="333333"/>
         </w:rPr>
         <w:t>ions.</w:t>
       </w:r>
     </w:p>
     <w:p>
       <w:pPr>
-        <w:spacing w:before="180" w:after="60"/>
-      </w:pPr>
-      <w:r>
-        <w:rPr>
-          <w:rFonts w:ascii="Calibri" w:eastAsia="Calibri" w:hAnsi="Calibri" w:cs="Calibri"/>
+        <w:spacing w:before="180" w:after="40"/>
+      </w:pPr>
+      <w:r>
+        <w:rPr>
           <w:b/>
           <w:bCs/>
           <w:caps/>
+          <w:color w:val="1F4E79"/>
+          <w:spacing w:val="20"/>
           <w:sz w:val="22"/>
           <w:szCs w:val="22"/>
         </w:rPr>
@@ -165,13 +175,21 @@
     </w:p>
     <w:p>
       <w:pPr>
-        <w:spacing w:before="100" w:after="10"/>
-      </w:pPr>
-      <w:r>
-        <w:rPr>
-          <w:rFonts w:ascii="Calibri" w:eastAsia="Calibri" w:hAnsi="Calibri" w:cs="Calibri"/>
-          <w:b/>
-          <w:bCs/>
+        <w:pBdr>
+          <w:bottom w:val="single" w:sz="6" w:space="1" w:color="AAAAAA"/>
+        </w:pBdr>
+        <w:spacing w:after="80"/>
+      </w:pPr>
+    </w:p>
+    <w:p>
+      <w:pPr>
+        <w:spacing w:before="120" w:after="10"/>
+      </w:pPr>
+      <w:r>
+        <w:rPr>
+          <w:b/>
+          <w:bCs/>
+          <w:color w:val="000000"/>
           <w:sz w:val="21"/>
           <w:szCs w:val="21"/>
         </w:rPr>
@@ -180,38 +198,38 @@
     </w:p>
     <w:p>
       <w:pPr>
-        <w:spacing w:after="40"/>
-      </w:pPr>
-      <w:r>
-        <w:rPr>
-          <w:rFonts w:ascii="Calibri" w:eastAsia="Calibri" w:hAnsi="Calibri" w:cs="Calibri"/>
+        <w:spacing w:before="20" w:after="20"/>
+      </w:pPr>
+      <w:r>
+        <w:rPr>
+          <w:color w:val="333333"/>
         </w:rPr>
         <w:t xml:space="preserve">Master of Science: Cybersecurity (In </w:t>
       </w:r>
       <w:proofErr w:type="gramStart"/>
       <w:r>
         <w:rPr>
-          <w:rFonts w:ascii="Calibri" w:eastAsia="Calibri" w:hAnsi="Calibri" w:cs="Calibri"/>
+          <w:color w:val="333333"/>
         </w:rPr>
         <w:t>Progress)  |</w:t>
       </w:r>
       <w:proofErr w:type="gramEnd"/>
       <w:r>
         <w:rPr>
-          <w:rFonts w:ascii="Calibri" w:eastAsia="Calibri" w:hAnsi="Calibri" w:cs="Calibri"/>
-        </w:rPr>
-        <w:t xml:space="preserve">  Jan 2026 - May 2028</w:t>
-      </w:r>
-    </w:p>
-    <w:p>
-      <w:pPr>
-        <w:spacing w:before="60" w:after="10"/>
-      </w:pPr>
-      <w:r>
-        <w:rPr>
-          <w:rFonts w:ascii="Calibri" w:eastAsia="Calibri" w:hAnsi="Calibri" w:cs="Calibri"/>
-          <w:b/>
-          <w:bCs/>
+          <w:color w:val="333333"/>
+        </w:rPr>
+        <w:t xml:space="preserve">  Jan 2026 – May 2028</w:t>
+      </w:r>
+    </w:p>
+    <w:p>
+      <w:pPr>
+        <w:spacing w:before="100" w:after="10"/>
+      </w:pPr>
+      <w:r>
+        <w:rPr>
+          <w:b/>
+          <w:bCs/>
+          <w:color w:val="000000"/>
           <w:sz w:val="21"/>
           <w:szCs w:val="21"/>
         </w:rPr>
@@ -220,79 +238,79 @@
     </w:p>
     <w:p>
       <w:pPr>
-        <w:spacing w:after="10"/>
-      </w:pPr>
-      <w:r>
-        <w:rPr>
-          <w:rFonts w:ascii="Calibri" w:eastAsia="Calibri" w:hAnsi="Calibri" w:cs="Calibri"/>
+        <w:spacing w:before="20" w:after="5"/>
+      </w:pPr>
+      <w:r>
+        <w:rPr>
+          <w:color w:val="333333"/>
         </w:rPr>
         <w:t xml:space="preserve">Bachelor of Science: </w:t>
       </w:r>
       <w:proofErr w:type="gramStart"/>
       <w:r>
         <w:rPr>
-          <w:rFonts w:ascii="Calibri" w:eastAsia="Calibri" w:hAnsi="Calibri" w:cs="Calibri"/>
+          <w:color w:val="333333"/>
         </w:rPr>
         <w:t>Cybersecurity  |</w:t>
       </w:r>
       <w:proofErr w:type="gramEnd"/>
       <w:r>
         <w:rPr>
-          <w:rFonts w:ascii="Calibri" w:eastAsia="Calibri" w:hAnsi="Calibri" w:cs="Calibri"/>
+          <w:color w:val="333333"/>
         </w:rPr>
         <w:t xml:space="preserve">  GPA: </w:t>
       </w:r>
       <w:proofErr w:type="gramStart"/>
       <w:r>
         <w:rPr>
-          <w:rFonts w:ascii="Calibri" w:eastAsia="Calibri" w:hAnsi="Calibri" w:cs="Calibri"/>
+          <w:color w:val="333333"/>
         </w:rPr>
         <w:t>3.62  |</w:t>
       </w:r>
       <w:proofErr w:type="gramEnd"/>
       <w:r>
         <w:rPr>
-          <w:rFonts w:ascii="Calibri" w:eastAsia="Calibri" w:hAnsi="Calibri" w:cs="Calibri"/>
+          <w:color w:val="333333"/>
         </w:rPr>
         <w:t xml:space="preserve">  Cum </w:t>
       </w:r>
       <w:proofErr w:type="gramStart"/>
       <w:r>
         <w:rPr>
-          <w:rFonts w:ascii="Calibri" w:eastAsia="Calibri" w:hAnsi="Calibri" w:cs="Calibri"/>
+          <w:color w:val="333333"/>
         </w:rPr>
         <w:t>Laude  |</w:t>
       </w:r>
       <w:proofErr w:type="gramEnd"/>
       <w:r>
         <w:rPr>
-          <w:rFonts w:ascii="Calibri" w:eastAsia="Calibri" w:hAnsi="Calibri" w:cs="Calibri"/>
+          <w:color w:val="333333"/>
         </w:rPr>
         <w:t xml:space="preserve">  Dec 2025</w:t>
       </w:r>
     </w:p>
     <w:p>
       <w:pPr>
-        <w:spacing w:after="40"/>
-      </w:pPr>
-      <w:r>
-        <w:rPr>
-          <w:rFonts w:ascii="Calibri" w:eastAsia="Calibri" w:hAnsi="Calibri" w:cs="Calibri"/>
+        <w:spacing w:before="20" w:after="20"/>
+      </w:pPr>
+      <w:r>
+        <w:rPr>
           <w:i/>
           <w:iCs/>
+          <w:color w:val="333333"/>
         </w:rPr>
         <w:t>PepsiCo S.M.I.L.E Scholarship, Viceroy Decree Scholarship, Hope Scholarship</w:t>
       </w:r>
     </w:p>
     <w:p>
       <w:pPr>
-        <w:spacing w:before="60" w:after="10"/>
-      </w:pPr>
-      <w:r>
-        <w:rPr>
-          <w:rFonts w:ascii="Calibri" w:eastAsia="Calibri" w:hAnsi="Calibri" w:cs="Calibri"/>
-          <w:b/>
-          <w:bCs/>
+        <w:spacing w:before="100" w:after="10"/>
+      </w:pPr>
+      <w:r>
+        <w:rPr>
+          <w:b/>
+          <w:bCs/>
+          <w:color w:val="000000"/>
           <w:sz w:val="21"/>
           <w:szCs w:val="21"/>
         </w:rPr>
@@ -301,88 +319,89 @@
     </w:p>
     <w:p>
       <w:pPr>
-        <w:spacing w:after="10"/>
-      </w:pPr>
-      <w:proofErr w:type="gramStart"/>
-      <w:r>
-        <w:rPr>
-          <w:rFonts w:ascii="Calibri" w:eastAsia="Calibri" w:hAnsi="Calibri" w:cs="Calibri"/>
+        <w:spacing w:before="20" w:after="5"/>
+      </w:pPr>
+      <w:proofErr w:type="gramStart"/>
+      <w:r>
+        <w:rPr>
+          <w:color w:val="333333"/>
         </w:rPr>
         <w:t>Associate in Applied Science</w:t>
       </w:r>
       <w:proofErr w:type="gramEnd"/>
       <w:r>
         <w:rPr>
-          <w:rFonts w:ascii="Calibri" w:eastAsia="Calibri" w:hAnsi="Calibri" w:cs="Calibri"/>
+          <w:color w:val="333333"/>
         </w:rPr>
         <w:t xml:space="preserve">: </w:t>
       </w:r>
       <w:proofErr w:type="gramStart"/>
       <w:r>
         <w:rPr>
-          <w:rFonts w:ascii="Calibri" w:eastAsia="Calibri" w:hAnsi="Calibri" w:cs="Calibri"/>
+          <w:color w:val="333333"/>
         </w:rPr>
         <w:t>Cybersecurity  |</w:t>
       </w:r>
       <w:proofErr w:type="gramEnd"/>
       <w:r>
         <w:rPr>
-          <w:rFonts w:ascii="Calibri" w:eastAsia="Calibri" w:hAnsi="Calibri" w:cs="Calibri"/>
+          <w:color w:val="333333"/>
         </w:rPr>
         <w:t xml:space="preserve">  GPA: </w:t>
       </w:r>
       <w:proofErr w:type="gramStart"/>
       <w:r>
         <w:rPr>
-          <w:rFonts w:ascii="Calibri" w:eastAsia="Calibri" w:hAnsi="Calibri" w:cs="Calibri"/>
+          <w:color w:val="333333"/>
         </w:rPr>
         <w:t>3.6  |</w:t>
       </w:r>
       <w:proofErr w:type="gramEnd"/>
       <w:r>
         <w:rPr>
-          <w:rFonts w:ascii="Calibri" w:eastAsia="Calibri" w:hAnsi="Calibri" w:cs="Calibri"/>
+          <w:color w:val="333333"/>
         </w:rPr>
         <w:t xml:space="preserve">  Graduated with </w:t>
       </w:r>
       <w:proofErr w:type="gramStart"/>
       <w:r>
         <w:rPr>
-          <w:rFonts w:ascii="Calibri" w:eastAsia="Calibri" w:hAnsi="Calibri" w:cs="Calibri"/>
+          <w:color w:val="333333"/>
         </w:rPr>
         <w:t>Distinction  |</w:t>
       </w:r>
       <w:proofErr w:type="gramEnd"/>
       <w:r>
         <w:rPr>
-          <w:rFonts w:ascii="Calibri" w:eastAsia="Calibri" w:hAnsi="Calibri" w:cs="Calibri"/>
+          <w:color w:val="333333"/>
         </w:rPr>
         <w:t xml:space="preserve">  May 2023</w:t>
       </w:r>
     </w:p>
     <w:p>
       <w:pPr>
-        <w:spacing w:after="40"/>
-      </w:pPr>
-      <w:r>
-        <w:rPr>
-          <w:rFonts w:ascii="Calibri" w:eastAsia="Calibri" w:hAnsi="Calibri" w:cs="Calibri"/>
+        <w:spacing w:before="20" w:after="20"/>
+      </w:pPr>
+      <w:r>
+        <w:rPr>
           <w:i/>
           <w:iCs/>
+          <w:color w:val="333333"/>
         </w:rPr>
         <w:t>Phi Theta Kappa, PepsiCo Scholar, Women in STEAM, Commit to Change Leadership Program</w:t>
       </w:r>
     </w:p>
     <w:p>
       <w:pPr>
-        <w:spacing w:before="180" w:after="60"/>
-      </w:pPr>
-      <w:r>
-        <w:rPr>
-          <w:rFonts w:ascii="Calibri" w:eastAsia="Calibri" w:hAnsi="Calibri" w:cs="Calibri"/>
+        <w:spacing w:before="180" w:after="40"/>
+      </w:pPr>
+      <w:r>
+        <w:rPr>
           <w:b/>
           <w:bCs/>
           <w:caps/>
+          <w:color w:val="1F4E79"/>
+          <w:spacing w:val="20"/>
           <w:sz w:val="22"/>
           <w:szCs w:val="22"/>
         </w:rPr>
@@ -391,60 +410,64 @@
     </w:p>
     <w:p>
       <w:pPr>
-        <w:tabs>
-          <w:tab w:val="right" w:pos="9200"/>
-        </w:tabs>
-        <w:spacing w:before="120" w:after="20"/>
-      </w:pPr>
-      <w:r>
-        <w:rPr>
-          <w:rFonts w:ascii="Calibri" w:eastAsia="Calibri" w:hAnsi="Calibri" w:cs="Calibri"/>
-          <w:b/>
-          <w:bCs/>
-          <w:sz w:val="21"/>
-          <w:szCs w:val="21"/>
-        </w:rPr>
-        <w:t>Frontline Supervisor</w:t>
-      </w:r>
-      <w:r>
-        <w:rPr>
-          <w:rFonts w:ascii="Calibri" w:eastAsia="Calibri" w:hAnsi="Calibri" w:cs="Calibri"/>
-          <w:sz w:val="21"/>
-          <w:szCs w:val="21"/>
-        </w:rPr>
-        <w:tab/>
-        <w:t>Aug 2024 - Present</w:t>
-      </w:r>
-    </w:p>
-    <w:p>
-      <w:pPr>
-        <w:spacing w:after="40"/>
-      </w:pPr>
-      <w:r>
-        <w:rPr>
-          <w:rFonts w:ascii="Calibri" w:eastAsia="Calibri" w:hAnsi="Calibri" w:cs="Calibri"/>
+        <w:pBdr>
+          <w:bottom w:val="single" w:sz="6" w:space="1" w:color="AAAAAA"/>
+        </w:pBdr>
+        <w:spacing w:after="80"/>
+      </w:pPr>
+    </w:p>
+    <w:p>
+      <w:pPr>
+        <w:spacing w:before="140" w:after="20"/>
+      </w:pPr>
+      <w:r>
+        <w:rPr>
+          <w:b/>
+          <w:bCs/>
+          <w:color w:val="000000"/>
+          <w:sz w:val="22"/>
+          <w:szCs w:val="22"/>
+        </w:rPr>
+        <w:t xml:space="preserve">Small Sort </w:t>
+      </w:r>
+      <w:proofErr w:type="gramStart"/>
+      <w:r>
+        <w:rPr>
+          <w:b/>
+          <w:bCs/>
+          <w:color w:val="000000"/>
+          <w:sz w:val="22"/>
+          <w:szCs w:val="22"/>
+        </w:rPr>
+        <w:t>Supervisor</w:t>
+      </w:r>
+      <w:r>
+        <w:rPr>
+          <w:color w:val="555555"/>
+        </w:rPr>
+        <w:t xml:space="preserve">  |</w:t>
+      </w:r>
+      <w:proofErr w:type="gramEnd"/>
+      <w:r>
+        <w:rPr>
+          <w:color w:val="555555"/>
+        </w:rPr>
+        <w:t xml:space="preserve">  United Parcel Service (UPS)</w:t>
+      </w:r>
+    </w:p>
+    <w:p>
+      <w:pPr>
+        <w:spacing w:after="30"/>
+      </w:pPr>
+      <w:r>
+        <w:rPr>
           <w:i/>
           <w:iCs/>
-        </w:rPr>
-        <w:t>United Parcel Service (</w:t>
-      </w:r>
-      <w:proofErr w:type="gramStart"/>
-      <w:r>
-        <w:rPr>
-          <w:rFonts w:ascii="Calibri" w:eastAsia="Calibri" w:hAnsi="Calibri" w:cs="Calibri"/>
-          <w:i/>
-          <w:iCs/>
-        </w:rPr>
-        <w:t>UPS)  |</w:t>
-      </w:r>
-      <w:proofErr w:type="gramEnd"/>
-      <w:r>
-        <w:rPr>
-          <w:rFonts w:ascii="Calibri" w:eastAsia="Calibri" w:hAnsi="Calibri" w:cs="Calibri"/>
-          <w:i/>
-          <w:iCs/>
-        </w:rPr>
-        <w:t xml:space="preserve">  Atlanta/Doraville, GA</w:t>
+          <w:color w:val="555555"/>
+          <w:sz w:val="19"/>
+          <w:szCs w:val="19"/>
+        </w:rPr>
+        <w:t>Atlanta/Doraville, GA   02/2026 – Present</w:t>
       </w:r>
     </w:p>
     <w:p>
@@ -458,9 +481,9 @@
       </w:pPr>
       <w:r>
         <w:rPr>
-          <w:rFonts w:ascii="Calibri" w:eastAsia="Calibri" w:hAnsi="Calibri" w:cs="Calibri"/>
-        </w:rPr>
-        <w:t>Selected as a core team member for the launch of the newly renovated Doraville hub, supporting setup, testing, and documentation of operational systems and workflows.</w:t>
+          <w:color w:val="333333"/>
+        </w:rPr>
+        <w:t>Leads a team of package handlers in a fast-paced sort operation, identifying process gaps and implementing solutions to maintain productivity, accuracy, and safety standards.</w:t>
       </w:r>
     </w:p>
     <w:p>
@@ -474,9 +497,9 @@
       </w:pPr>
       <w:r>
         <w:rPr>
-          <w:rFonts w:ascii="Calibri" w:eastAsia="Calibri" w:hAnsi="Calibri" w:cs="Calibri"/>
-        </w:rPr>
-        <w:t>Tracked and reported daily performance metrics for a team of up to 18, monitoring production, quality, safety, and attendance against established targets.</w:t>
+          <w:color w:val="333333"/>
+        </w:rPr>
+        <w:t>Trains and develops team members on operational procedures, safety requirements, and performance expectations, ensuring consistent understanding across the team.</w:t>
       </w:r>
     </w:p>
     <w:p>
@@ -490,9 +513,9 @@
       </w:pPr>
       <w:r>
         <w:rPr>
-          <w:rFonts w:ascii="Calibri" w:eastAsia="Calibri" w:hAnsi="Calibri" w:cs="Calibri"/>
-        </w:rPr>
-        <w:t>Developed and documented operational process standards and personal development plans to support onboarding and consistent performance management.</w:t>
+          <w:color w:val="333333"/>
+        </w:rPr>
+        <w:t>Maintains accurate shift records, verifies timecards, and completes administrative reporting using Microsoft Office Suite.</w:t>
       </w:r>
     </w:p>
     <w:p>
@@ -506,9 +529,63 @@
       </w:pPr>
       <w:r>
         <w:rPr>
-          <w:rFonts w:ascii="Calibri" w:eastAsia="Calibri" w:hAnsi="Calibri" w:cs="Calibri"/>
-        </w:rPr>
-        <w:t>Collaborated cross-functionally to verify readiness of equipment, systems, and processes prior to facility opening.</w:t>
+          <w:color w:val="333333"/>
+        </w:rPr>
+        <w:t>Documents workflows and procedures to support consistent execution and serve as a reference for training and policy adherence.</w:t>
+      </w:r>
+    </w:p>
+    <w:p>
+      <w:pPr>
+        <w:spacing w:before="140" w:after="20"/>
+      </w:pPr>
+      <w:r>
+        <w:rPr>
+          <w:b/>
+          <w:bCs/>
+          <w:color w:val="000000"/>
+          <w:sz w:val="22"/>
+          <w:szCs w:val="22"/>
+        </w:rPr>
+        <w:t xml:space="preserve">Outbound </w:t>
+      </w:r>
+      <w:proofErr w:type="gramStart"/>
+      <w:r>
+        <w:rPr>
+          <w:b/>
+          <w:bCs/>
+          <w:color w:val="000000"/>
+          <w:sz w:val="22"/>
+          <w:szCs w:val="22"/>
+        </w:rPr>
+        <w:t>Supervisor</w:t>
+      </w:r>
+      <w:r>
+        <w:rPr>
+          <w:color w:val="555555"/>
+        </w:rPr>
+        <w:t xml:space="preserve">  |</w:t>
+      </w:r>
+      <w:proofErr w:type="gramEnd"/>
+      <w:r>
+        <w:rPr>
+          <w:color w:val="555555"/>
+        </w:rPr>
+        <w:t xml:space="preserve">  United Parcel Service (UPS)</w:t>
+      </w:r>
+    </w:p>
+    <w:p>
+      <w:pPr>
+        <w:spacing w:after="30"/>
+      </w:pPr>
+      <w:r>
+        <w:rPr>
+          <w:i/>
+          <w:iCs/>
+          <w:color w:val="555555"/>
+          <w:sz w:val="19"/>
+          <w:szCs w:val="19"/>
+        </w:rPr>
+        <w:t>Atlanta/Doraville, GA   08/2024 – 02/2026</w:t>
       </w:r>
     </w:p>
     <w:p>
@@ -522,9 +599,9 @@
       </w:pPr>
       <w:r>
         <w:rPr>
-          <w:rFonts w:ascii="Calibri" w:eastAsia="Calibri" w:hAnsi="Calibri" w:cs="Calibri"/>
-        </w:rPr>
-        <w:t>Enforced compliance with UPS, station, and OSHA protocols; maintained accurate records of operational activities and safety audits.</w:t>
+          <w:color w:val="333333"/>
+        </w:rPr>
+        <w:t>Evaluated daily operational processes against established standards, identifying gaps in safety and compliance practices and working with management to address them before they escalated.</w:t>
       </w:r>
     </w:p>
     <w:p>
@@ -538,67 +615,9 @@
       </w:pPr>
       <w:r>
         <w:rPr>
-          <w:rFonts w:ascii="Calibri" w:eastAsia="Calibri" w:hAnsi="Calibri" w:cs="Calibri"/>
-        </w:rPr>
-        <w:t>Communicated performance data and operational updates to management, escalating issues requiring special attention.</w:t>
-      </w:r>
-    </w:p>
-    <w:p>
-      <w:pPr>
-        <w:tabs>
-          <w:tab w:val="right" w:pos="9200"/>
-        </w:tabs>
-        <w:spacing w:before="120" w:after="20"/>
-      </w:pPr>
-      <w:r>
-        <w:rPr>
-          <w:rFonts w:ascii="Calibri" w:eastAsia="Calibri" w:hAnsi="Calibri" w:cs="Calibri"/>
-          <w:b/>
-          <w:bCs/>
-          <w:sz w:val="21"/>
-          <w:szCs w:val="21"/>
-        </w:rPr>
-        <w:t>Sales Associate</w:t>
-      </w:r>
-      <w:r>
-        <w:rPr>
-          <w:rFonts w:ascii="Calibri" w:eastAsia="Calibri" w:hAnsi="Calibri" w:cs="Calibri"/>
-          <w:sz w:val="21"/>
-          <w:szCs w:val="21"/>
-        </w:rPr>
-        <w:tab/>
-        <w:t>Oct 2023 - Feb 2025</w:t>
-      </w:r>
-    </w:p>
-    <w:p>
-      <w:pPr>
-        <w:spacing w:after="40"/>
-      </w:pPr>
-      <w:r>
-        <w:rPr>
-          <w:rFonts w:ascii="Calibri" w:eastAsia="Calibri" w:hAnsi="Calibri" w:cs="Calibri"/>
-          <w:i/>
-          <w:iCs/>
-        </w:rPr>
-        <w:t xml:space="preserve">Burlington / </w:t>
-      </w:r>
-      <w:proofErr w:type="gramStart"/>
-      <w:r>
-        <w:rPr>
-          <w:rFonts w:ascii="Calibri" w:eastAsia="Calibri" w:hAnsi="Calibri" w:cs="Calibri"/>
-          <w:i/>
-          <w:iCs/>
-        </w:rPr>
-        <w:t>Kohl's  |</w:t>
-      </w:r>
-      <w:proofErr w:type="gramEnd"/>
-      <w:r>
-        <w:rPr>
-          <w:rFonts w:ascii="Calibri" w:eastAsia="Calibri" w:hAnsi="Calibri" w:cs="Calibri"/>
-          <w:i/>
-          <w:iCs/>
-        </w:rPr>
-        <w:t xml:space="preserve">  Lawrenceville, GA</w:t>
+          <w:color w:val="333333"/>
+        </w:rPr>
+        <w:t>Reviewed equipment, systems, and workflows ahead of the Doraville hub launch, flagging issues and verifying readiness before operations began.</w:t>
       </w:r>
     </w:p>
     <w:p>
@@ -612,9 +631,9 @@
       </w:pPr>
       <w:r>
         <w:rPr>
-          <w:rFonts w:ascii="Calibri" w:eastAsia="Calibri" w:hAnsi="Calibri" w:cs="Calibri"/>
-        </w:rPr>
-        <w:t>Processed customer transactions accurately using point-of-sale systems, maintaining precision during high-volume periods.</w:t>
+          <w:color w:val="333333"/>
+        </w:rPr>
+        <w:t>Coordinated with teams across departments to share information, align on scheduling, and resolve issues that crossed functional boundaries.</w:t>
       </w:r>
     </w:p>
     <w:p>
@@ -628,59 +647,9 @@
       </w:pPr>
       <w:r>
         <w:rPr>
-          <w:rFonts w:ascii="Calibri" w:eastAsia="Calibri" w:hAnsi="Calibri" w:cs="Calibri"/>
-        </w:rPr>
-        <w:t>Delivered strong customer service, resolving inquiries and supporting daily store operations.</w:t>
-      </w:r>
-    </w:p>
-    <w:p>
-      <w:pPr>
-        <w:tabs>
-          <w:tab w:val="right" w:pos="9200"/>
-        </w:tabs>
-        <w:spacing w:before="120" w:after="20"/>
-      </w:pPr>
-      <w:r>
-        <w:rPr>
-          <w:rFonts w:ascii="Calibri" w:eastAsia="Calibri" w:hAnsi="Calibri" w:cs="Calibri"/>
-          <w:b/>
-          <w:bCs/>
-          <w:sz w:val="21"/>
-          <w:szCs w:val="21"/>
-        </w:rPr>
-        <w:t>Checkout Team Associate</w:t>
-      </w:r>
-      <w:r>
-        <w:rPr>
-          <w:rFonts w:ascii="Calibri" w:eastAsia="Calibri" w:hAnsi="Calibri" w:cs="Calibri"/>
-          <w:sz w:val="21"/>
-          <w:szCs w:val="21"/>
-        </w:rPr>
-        <w:tab/>
-        <w:t>May 2022 - Aug 2023</w:t>
-      </w:r>
-    </w:p>
-    <w:p>
-      <w:pPr>
-        <w:spacing w:after="40"/>
-      </w:pPr>
-      <w:proofErr w:type="gramStart"/>
-      <w:r>
-        <w:rPr>
-          <w:rFonts w:ascii="Calibri" w:eastAsia="Calibri" w:hAnsi="Calibri" w:cs="Calibri"/>
-          <w:i/>
-          <w:iCs/>
-        </w:rPr>
-        <w:t>Walmart  |</w:t>
-      </w:r>
-      <w:proofErr w:type="gramEnd"/>
-      <w:r>
-        <w:rPr>
-          <w:rFonts w:ascii="Calibri" w:eastAsia="Calibri" w:hAnsi="Calibri" w:cs="Calibri"/>
-          <w:i/>
-          <w:iCs/>
-        </w:rPr>
-        <w:t xml:space="preserve">  Mohegan Lake, NY</w:t>
+          <w:color w:val="333333"/>
+        </w:rPr>
+        <w:t>Analyzed daily performance data to identify trends and inefficiencies, adjusting staffing and workflows to keep operations on track.</w:t>
       </w:r>
     </w:p>
     <w:p>
@@ -694,9 +663,63 @@
       </w:pPr>
       <w:r>
         <w:rPr>
-          <w:rFonts w:ascii="Calibri" w:eastAsia="Calibri" w:hAnsi="Calibri" w:cs="Calibri"/>
-        </w:rPr>
-        <w:t>Processed customer transactions accurately using point-of-sale systems, maintaining speed and accuracy during peak periods.</w:t>
+          <w:color w:val="333333"/>
+        </w:rPr>
+        <w:t>Trained and mentored incoming supervisors, translating complex operational requirements into practical guidance they could apply on the floor.</w:t>
+      </w:r>
+    </w:p>
+    <w:p>
+      <w:pPr>
+        <w:spacing w:before="140" w:after="20"/>
+      </w:pPr>
+      <w:r>
+        <w:rPr>
+          <w:b/>
+          <w:bCs/>
+          <w:color w:val="000000"/>
+          <w:sz w:val="22"/>
+          <w:szCs w:val="22"/>
+        </w:rPr>
+        <w:t xml:space="preserve">Sales </w:t>
+      </w:r>
+      <w:proofErr w:type="gramStart"/>
+      <w:r>
+        <w:rPr>
+          <w:b/>
+          <w:bCs/>
+          <w:color w:val="000000"/>
+          <w:sz w:val="22"/>
+          <w:szCs w:val="22"/>
+        </w:rPr>
+        <w:t>Associate</w:t>
+      </w:r>
+      <w:r>
+        <w:rPr>
+          <w:color w:val="555555"/>
+        </w:rPr>
+        <w:t xml:space="preserve">  |</w:t>
+      </w:r>
+      <w:proofErr w:type="gramEnd"/>
+      <w:r>
+        <w:rPr>
+          <w:color w:val="555555"/>
+        </w:rPr>
+        <w:t xml:space="preserve">  Burlington / Kohl's</w:t>
+      </w:r>
+    </w:p>
+    <w:p>
+      <w:pPr>
+        <w:spacing w:after="30"/>
+      </w:pPr>
+      <w:r>
+        <w:rPr>
+          <w:i/>
+          <w:iCs/>
+          <w:color w:val="555555"/>
+          <w:sz w:val="19"/>
+          <w:szCs w:val="19"/>
+        </w:rPr>
+        <w:t>Lawrenceville, GA   Oct 2023 – Feb 2025</w:t>
       </w:r>
     </w:p>
     <w:p>
@@ -710,67 +733,9 @@
       </w:pPr>
       <w:r>
         <w:rPr>
-          <w:rFonts w:ascii="Calibri" w:eastAsia="Calibri" w:hAnsi="Calibri" w:cs="Calibri"/>
-        </w:rPr>
-        <w:t>Assisted customers with self-checkout operations and provided prompt, friendly service.</w:t>
-      </w:r>
-    </w:p>
-    <w:p>
-      <w:pPr>
-        <w:tabs>
-          <w:tab w:val="right" w:pos="9200"/>
-        </w:tabs>
-        <w:spacing w:before="120" w:after="20"/>
-      </w:pPr>
-      <w:r>
-        <w:rPr>
-          <w:rFonts w:ascii="Calibri" w:eastAsia="Calibri" w:hAnsi="Calibri" w:cs="Calibri"/>
-          <w:b/>
-          <w:bCs/>
-          <w:sz w:val="21"/>
-          <w:szCs w:val="21"/>
-        </w:rPr>
-        <w:t>Student Researcher</w:t>
-      </w:r>
-      <w:r>
-        <w:rPr>
-          <w:rFonts w:ascii="Calibri" w:eastAsia="Calibri" w:hAnsi="Calibri" w:cs="Calibri"/>
-          <w:sz w:val="21"/>
-          <w:szCs w:val="21"/>
-        </w:rPr>
-        <w:tab/>
-        <w:t>May 2021 - Jun 2022</w:t>
-      </w:r>
-    </w:p>
-    <w:p>
-      <w:pPr>
-        <w:spacing w:after="40"/>
-      </w:pPr>
-      <w:r>
-        <w:rPr>
-          <w:rFonts w:ascii="Calibri" w:eastAsia="Calibri" w:hAnsi="Calibri" w:cs="Calibri"/>
-          <w:i/>
-          <w:iCs/>
-        </w:rPr>
-        <w:t xml:space="preserve">Mercy College / Westchester Community </w:t>
-      </w:r>
-      <w:proofErr w:type="gramStart"/>
-      <w:r>
-        <w:rPr>
-          <w:rFonts w:ascii="Calibri" w:eastAsia="Calibri" w:hAnsi="Calibri" w:cs="Calibri"/>
-          <w:i/>
-          <w:iCs/>
-        </w:rPr>
-        <w:t>College  |</w:t>
-      </w:r>
-      <w:proofErr w:type="gramEnd"/>
-      <w:r>
-        <w:rPr>
-          <w:rFonts w:ascii="Calibri" w:eastAsia="Calibri" w:hAnsi="Calibri" w:cs="Calibri"/>
-          <w:i/>
-          <w:iCs/>
-        </w:rPr>
-        <w:t xml:space="preserve">  Remote</w:t>
+          <w:color w:val="333333"/>
+        </w:rPr>
+        <w:t>Processed customer transactions accurately using point-of-sale systems, maintaining precision during high-volume periods.</w:t>
       </w:r>
     </w:p>
     <w:p>
@@ -784,9 +749,64 @@
       </w:pPr>
       <w:r>
         <w:rPr>
-          <w:rFonts w:ascii="Calibri" w:eastAsia="Calibri" w:hAnsi="Calibri" w:cs="Calibri"/>
-        </w:rPr>
-        <w:t>Designed and implemented Python programs to analyze and interpret structured datasets on student performance, evaluating factors including demographics and learning environment.</w:t>
+          <w:color w:val="333333"/>
+        </w:rPr>
+        <w:t>Delivered strong customer service, resolving inquiries and supporting daily store operations.</w:t>
+      </w:r>
+    </w:p>
+    <w:p>
+      <w:pPr>
+        <w:spacing w:before="140" w:after="20"/>
+      </w:pPr>
+      <w:r>
+        <w:rPr>
+          <w:b/>
+          <w:bCs/>
+          <w:color w:val="000000"/>
+          <w:sz w:val="22"/>
+          <w:szCs w:val="22"/>
+        </w:rPr>
+        <w:lastRenderedPageBreak/>
+        <w:t xml:space="preserve">Checkout Team </w:t>
+      </w:r>
+      <w:proofErr w:type="gramStart"/>
+      <w:r>
+        <w:rPr>
+          <w:b/>
+          <w:bCs/>
+          <w:color w:val="000000"/>
+          <w:sz w:val="22"/>
+          <w:szCs w:val="22"/>
+        </w:rPr>
+        <w:t>Associate</w:t>
+      </w:r>
+      <w:r>
+        <w:rPr>
+          <w:color w:val="555555"/>
+        </w:rPr>
+        <w:t xml:space="preserve">  |</w:t>
+      </w:r>
+      <w:proofErr w:type="gramEnd"/>
+      <w:r>
+        <w:rPr>
+          <w:color w:val="555555"/>
+        </w:rPr>
+        <w:t xml:space="preserve">  Walmart</w:t>
+      </w:r>
+    </w:p>
+    <w:p>
+      <w:pPr>
+        <w:spacing w:after="30"/>
+      </w:pPr>
+      <w:r>
+        <w:rPr>
+          <w:i/>
+          <w:iCs/>
+          <w:color w:val="555555"/>
+          <w:sz w:val="19"/>
+          <w:szCs w:val="19"/>
+        </w:rPr>
+        <w:t>Mohegan Lake, NY   May 2022 – Aug 2023</w:t>
       </w:r>
     </w:p>
     <w:p>
@@ -800,9 +820,9 @@
       </w:pPr>
       <w:r>
         <w:rPr>
-          <w:rFonts w:ascii="Calibri" w:eastAsia="Calibri" w:hAnsi="Calibri" w:cs="Calibri"/>
-        </w:rPr>
-        <w:t>Researched cybersecurity tools and techniques; produced an in-depth analysis on malware types with a focus on keyloggers.</w:t>
+          <w:color w:val="333333"/>
+        </w:rPr>
+        <w:t>Processed customer transactions accurately using point-of-sale systems, maintaining speed and accuracy during peak periods.</w:t>
       </w:r>
     </w:p>
     <w:p>
@@ -816,41 +836,48 @@
       </w:pPr>
       <w:r>
         <w:rPr>
-          <w:rFonts w:ascii="Calibri" w:eastAsia="Calibri" w:hAnsi="Calibri" w:cs="Calibri"/>
-        </w:rPr>
-        <w:t>Presented research findings to faculty, students, and invited guests at program culmination events.</w:t>
-      </w:r>
-    </w:p>
-    <w:p>
-      <w:pPr>
-        <w:spacing w:before="180" w:after="60"/>
-      </w:pPr>
-      <w:r>
-        <w:rPr>
-          <w:rFonts w:ascii="Calibri" w:eastAsia="Calibri" w:hAnsi="Calibri" w:cs="Calibri"/>
-          <w:b/>
-          <w:bCs/>
-          <w:caps/>
+          <w:color w:val="333333"/>
+        </w:rPr>
+        <w:t>Assisted customers with self-checkout operations and provided prompt, friendly service.</w:t>
+      </w:r>
+    </w:p>
+    <w:p>
+      <w:pPr>
+        <w:spacing w:before="140" w:after="20"/>
+      </w:pPr>
+      <w:r>
+        <w:rPr>
+          <w:b/>
+          <w:bCs/>
+          <w:color w:val="000000"/>
           <w:sz w:val="22"/>
           <w:szCs w:val="22"/>
         </w:rPr>
-        <w:lastRenderedPageBreak/>
-        <w:t>Projects</w:t>
-      </w:r>
-    </w:p>
-    <w:p>
-      <w:pPr>
-        <w:spacing w:before="100" w:after="10"/>
-      </w:pPr>
-      <w:r>
-        <w:rPr>
-          <w:rFonts w:ascii="Calibri" w:eastAsia="Calibri" w:hAnsi="Calibri" w:cs="Calibri"/>
-          <w:b/>
-          <w:bCs/>
-          <w:sz w:val="21"/>
-          <w:szCs w:val="21"/>
-        </w:rPr>
-        <w:t>Database Systems Project — SQL Design &amp; Querying</w:t>
+        <w:t xml:space="preserve">Student </w:t>
+      </w:r>
+      <w:proofErr w:type="gramStart"/>
+      <w:r>
+        <w:rPr>
+          <w:b/>
+          <w:bCs/>
+          <w:color w:val="000000"/>
+          <w:sz w:val="22"/>
+          <w:szCs w:val="22"/>
+        </w:rPr>
+        <w:t>Researcher</w:t>
+      </w:r>
+      <w:r>
+        <w:rPr>
+          <w:color w:val="555555"/>
+        </w:rPr>
+        <w:t xml:space="preserve">  |</w:t>
+      </w:r>
+      <w:proofErr w:type="gramEnd"/>
+      <w:r>
+        <w:rPr>
+          <w:color w:val="555555"/>
+        </w:rPr>
+        <w:t xml:space="preserve">  Mercy College / Westchester Community College</w:t>
       </w:r>
     </w:p>
     <w:p>
@@ -859,29 +886,13 @@
       </w:pPr>
       <w:r>
         <w:rPr>
-          <w:rFonts w:ascii="Calibri" w:eastAsia="Calibri" w:hAnsi="Calibri" w:cs="Calibri"/>
           <w:i/>
           <w:iCs/>
-        </w:rPr>
-        <w:t xml:space="preserve">Academic </w:t>
-      </w:r>
-      <w:proofErr w:type="gramStart"/>
-      <w:r>
-        <w:rPr>
-          <w:rFonts w:ascii="Calibri" w:eastAsia="Calibri" w:hAnsi="Calibri" w:cs="Calibri"/>
-          <w:i/>
-          <w:iCs/>
-        </w:rPr>
-        <w:t>Project  |</w:t>
-      </w:r>
-      <w:proofErr w:type="gramEnd"/>
-      <w:r>
-        <w:rPr>
-          <w:rFonts w:ascii="Calibri" w:eastAsia="Calibri" w:hAnsi="Calibri" w:cs="Calibri"/>
-          <w:i/>
-          <w:iCs/>
-        </w:rPr>
-        <w:t xml:space="preserve">  Kennesaw State University</w:t>
+          <w:color w:val="555555"/>
+          <w:sz w:val="19"/>
+          <w:szCs w:val="19"/>
+        </w:rPr>
+        <w:t>Remote   May 2021 – Jun 2022</w:t>
       </w:r>
     </w:p>
     <w:p>
@@ -895,9 +906,9 @@
       </w:pPr>
       <w:r>
         <w:rPr>
-          <w:rFonts w:ascii="Calibri" w:eastAsia="Calibri" w:hAnsi="Calibri" w:cs="Calibri"/>
-        </w:rPr>
-        <w:t>Designed a normalized relational database modeled on a healthcare-style system, defining schemas with primary and foreign keys to reflect real-world data relationships.</w:t>
+          <w:color w:val="333333"/>
+        </w:rPr>
+        <w:t>Designed and implemented Python programs to analyze and interpret structured datasets on student performance, evaluating factors including demographics and learning environment.</w:t>
       </w:r>
     </w:p>
     <w:p>
@@ -911,9 +922,9 @@
       </w:pPr>
       <w:r>
         <w:rPr>
-          <w:rFonts w:ascii="Calibri" w:eastAsia="Calibri" w:hAnsi="Calibri" w:cs="Calibri"/>
-        </w:rPr>
-        <w:t>Inserted and validated relational data to ensure integrity and accuracy across tables.</w:t>
+          <w:color w:val="333333"/>
+        </w:rPr>
+        <w:t>Researched cybersecurity tools and techniques; produced an in-depth analysis on malware types with a focus on keyloggers.</w:t>
       </w:r>
     </w:p>
     <w:p>
@@ -927,67 +938,79 @@
       </w:pPr>
       <w:r>
         <w:rPr>
-          <w:rFonts w:ascii="Calibri" w:eastAsia="Calibri" w:hAnsi="Calibri" w:cs="Calibri"/>
-        </w:rPr>
-        <w:t xml:space="preserve">Wrote analytical SQL queries using </w:t>
-      </w:r>
-      <w:proofErr w:type="gramStart"/>
-      <w:r>
-        <w:rPr>
-          <w:rFonts w:ascii="Calibri" w:eastAsia="Calibri" w:hAnsi="Calibri" w:cs="Calibri"/>
-        </w:rPr>
-        <w:t>joins</w:t>
-      </w:r>
-      <w:proofErr w:type="gramEnd"/>
-      <w:r>
-        <w:rPr>
-          <w:rFonts w:ascii="Calibri" w:eastAsia="Calibri" w:hAnsi="Calibri" w:cs="Calibri"/>
-        </w:rPr>
-        <w:t xml:space="preserve"> and aggregates to extract and interpret data.</w:t>
-      </w:r>
-    </w:p>
-    <w:p>
-      <w:pPr>
-        <w:spacing w:before="100" w:after="10"/>
-      </w:pPr>
-      <w:r>
-        <w:rPr>
-          <w:rFonts w:ascii="Calibri" w:eastAsia="Calibri" w:hAnsi="Calibri" w:cs="Calibri"/>
-          <w:b/>
-          <w:bCs/>
+          <w:color w:val="333333"/>
+        </w:rPr>
+        <w:t>Presented research findings to faculty, students, and invited guests at program culmination events.</w:t>
+      </w:r>
+    </w:p>
+    <w:p>
+      <w:pPr>
+        <w:spacing w:before="180" w:after="40"/>
+      </w:pPr>
+      <w:r>
+        <w:rPr>
+          <w:b/>
+          <w:bCs/>
+          <w:caps/>
+          <w:color w:val="1F4E79"/>
+          <w:spacing w:val="20"/>
+          <w:sz w:val="22"/>
+          <w:szCs w:val="22"/>
+        </w:rPr>
+        <w:t>Projects</w:t>
+      </w:r>
+    </w:p>
+    <w:p>
+      <w:pPr>
+        <w:pBdr>
+          <w:bottom w:val="single" w:sz="6" w:space="1" w:color="AAAAAA"/>
+        </w:pBdr>
+        <w:spacing w:after="80"/>
+      </w:pPr>
+    </w:p>
+    <w:p>
+      <w:pPr>
+        <w:spacing w:before="140" w:after="20"/>
+      </w:pPr>
+      <w:r>
+        <w:rPr>
+          <w:b/>
+          <w:bCs/>
+          <w:color w:val="000000"/>
           <w:sz w:val="21"/>
           <w:szCs w:val="21"/>
         </w:rPr>
-        <w:t>AES Analysis &amp; Decryption Workflow</w:t>
-      </w:r>
-    </w:p>
-    <w:p>
-      <w:pPr>
-        <w:spacing w:after="30"/>
-      </w:pPr>
-      <w:r>
-        <w:rPr>
-          <w:rFonts w:ascii="Calibri" w:eastAsia="Calibri" w:hAnsi="Calibri" w:cs="Calibri"/>
+        <w:t xml:space="preserve">Database Systems Project — SQL Design &amp; </w:t>
+      </w:r>
+      <w:proofErr w:type="gramStart"/>
+      <w:r>
+        <w:rPr>
+          <w:b/>
+          <w:bCs/>
+          <w:color w:val="000000"/>
+          <w:sz w:val="21"/>
+          <w:szCs w:val="21"/>
+        </w:rPr>
+        <w:t>Querying</w:t>
+      </w:r>
+      <w:r>
+        <w:rPr>
           <w:i/>
           <w:iCs/>
-        </w:rPr>
-        <w:t xml:space="preserve">Academic </w:t>
-      </w:r>
-      <w:proofErr w:type="gramStart"/>
-      <w:r>
-        <w:rPr>
-          <w:rFonts w:ascii="Calibri" w:eastAsia="Calibri" w:hAnsi="Calibri" w:cs="Calibri"/>
+          <w:color w:val="555555"/>
+          <w:sz w:val="19"/>
+          <w:szCs w:val="19"/>
+        </w:rPr>
+        <w:t xml:space="preserve">  —</w:t>
+      </w:r>
+      <w:proofErr w:type="gramEnd"/>
+      <w:r>
+        <w:rPr>
           <w:i/>
           <w:iCs/>
-        </w:rPr>
-        <w:t>Project  |</w:t>
-      </w:r>
-      <w:proofErr w:type="gramEnd"/>
-      <w:r>
-        <w:rPr>
-          <w:rFonts w:ascii="Calibri" w:eastAsia="Calibri" w:hAnsi="Calibri" w:cs="Calibri"/>
-          <w:i/>
-          <w:iCs/>
+          <w:color w:val="555555"/>
+          <w:sz w:val="19"/>
+          <w:szCs w:val="19"/>
         </w:rPr>
         <w:t xml:space="preserve">  Kennesaw State University</w:t>
       </w:r>
@@ -1003,9 +1026,9 @@
       </w:pPr>
       <w:r>
         <w:rPr>
-          <w:rFonts w:ascii="Calibri" w:eastAsia="Calibri" w:hAnsi="Calibri" w:cs="Calibri"/>
-        </w:rPr>
-        <w:t>Built a structured, milestone-based Python workflow to analyze AES-256 encryption, automate decryption, and verify data integrity.</w:t>
+          <w:color w:val="333333"/>
+        </w:rPr>
+        <w:t>Designed a normalized relational database modeled on a healthcare-style system, defining schemas with primary and foreign keys to reflect real-world data relationships.</w:t>
       </w:r>
     </w:p>
     <w:p>
@@ -1019,55 +1042,9 @@
       </w:pPr>
       <w:r>
         <w:rPr>
-          <w:rFonts w:ascii="Calibri" w:eastAsia="Calibri" w:hAnsi="Calibri" w:cs="Calibri"/>
-        </w:rPr>
-        <w:t>Documented each phase with validation steps, demonstrating methodical problem-solving and attention to data accuracy.</w:t>
-      </w:r>
-    </w:p>
-    <w:p>
-      <w:pPr>
-        <w:spacing w:before="100" w:after="10"/>
-      </w:pPr>
-      <w:r>
-        <w:rPr>
-          <w:rFonts w:ascii="Calibri" w:eastAsia="Calibri" w:hAnsi="Calibri" w:cs="Calibri"/>
-          <w:b/>
-          <w:bCs/>
-          <w:sz w:val="21"/>
-          <w:szCs w:val="21"/>
-        </w:rPr>
-        <w:t>Vulnerability Assessment Report</w:t>
-      </w:r>
-    </w:p>
-    <w:p>
-      <w:pPr>
-        <w:spacing w:after="30"/>
-      </w:pPr>
-      <w:r>
-        <w:rPr>
-          <w:rFonts w:ascii="Calibri" w:eastAsia="Calibri" w:hAnsi="Calibri" w:cs="Calibri"/>
-          <w:i/>
-          <w:iCs/>
-        </w:rPr>
-        <w:t xml:space="preserve">Academic </w:t>
-      </w:r>
-      <w:proofErr w:type="gramStart"/>
-      <w:r>
-        <w:rPr>
-          <w:rFonts w:ascii="Calibri" w:eastAsia="Calibri" w:hAnsi="Calibri" w:cs="Calibri"/>
-          <w:i/>
-          <w:iCs/>
-        </w:rPr>
-        <w:t>Project  |</w:t>
-      </w:r>
-      <w:proofErr w:type="gramEnd"/>
-      <w:r>
-        <w:rPr>
-          <w:rFonts w:ascii="Calibri" w:eastAsia="Calibri" w:hAnsi="Calibri" w:cs="Calibri"/>
-          <w:i/>
-          <w:iCs/>
-        </w:rPr>
-        <w:t xml:space="preserve">  Kennesaw State University</w:t>
+          <w:color w:val="333333"/>
+        </w:rPr>
+        <w:t>Inserted and validated relational data to ensure integrity and accuracy across tables.</w:t>
       </w:r>
     </w:p>
     <w:p>
@@ -1081,9 +1058,70 @@
       </w:pPr>
       <w:r>
         <w:rPr>
-          <w:rFonts w:ascii="Calibri" w:eastAsia="Calibri" w:hAnsi="Calibri" w:cs="Calibri"/>
-        </w:rPr>
-        <w:t>Conducted a structured vulnerability assessment in a lab environment, performing host discovery, service enumeration, and risk-based prioritization using CVSS scoring.</w:t>
+          <w:color w:val="333333"/>
+        </w:rPr>
+        <w:t xml:space="preserve">Wrote analytical SQL queries using </w:t>
+      </w:r>
+      <w:proofErr w:type="gramStart"/>
+      <w:r>
+        <w:rPr>
+          <w:color w:val="333333"/>
+        </w:rPr>
+        <w:t>joins</w:t>
+      </w:r>
+      <w:proofErr w:type="gramEnd"/>
+      <w:r>
+        <w:rPr>
+          <w:color w:val="333333"/>
+        </w:rPr>
+        <w:t xml:space="preserve"> and aggregates to extract and interpret data.</w:t>
+      </w:r>
+    </w:p>
+    <w:p>
+      <w:pPr>
+        <w:spacing w:before="140" w:after="20"/>
+      </w:pPr>
+      <w:r>
+        <w:rPr>
+          <w:b/>
+          <w:bCs/>
+          <w:color w:val="000000"/>
+          <w:sz w:val="21"/>
+          <w:szCs w:val="21"/>
+        </w:rPr>
+        <w:t xml:space="preserve">AES Analysis &amp; Decryption </w:t>
+      </w:r>
+      <w:proofErr w:type="gramStart"/>
+      <w:r>
+        <w:rPr>
+          <w:b/>
+          <w:bCs/>
+          <w:color w:val="000000"/>
+          <w:sz w:val="21"/>
+          <w:szCs w:val="21"/>
+        </w:rPr>
+        <w:t>Workflow</w:t>
+      </w:r>
+      <w:r>
+        <w:rPr>
+          <w:i/>
+          <w:iCs/>
+          <w:color w:val="555555"/>
+          <w:sz w:val="19"/>
+          <w:szCs w:val="19"/>
+        </w:rPr>
+        <w:t xml:space="preserve">  —</w:t>
+      </w:r>
+      <w:proofErr w:type="gramEnd"/>
+      <w:r>
+        <w:rPr>
+          <w:i/>
+          <w:iCs/>
+          <w:color w:val="555555"/>
+          <w:sz w:val="19"/>
+          <w:szCs w:val="19"/>
+        </w:rPr>
+        <w:t xml:space="preserve">  Kennesaw State University</w:t>
       </w:r>
     </w:p>
     <w:p>
@@ -1097,77 +1135,9 @@
       </w:pPr>
       <w:r>
         <w:rPr>
-          <w:rFonts w:ascii="Calibri" w:eastAsia="Calibri" w:hAnsi="Calibri" w:cs="Calibri"/>
-        </w:rPr>
-        <w:t>Produced an executive summary with remediation and hardening recommendations.</w:t>
-      </w:r>
-    </w:p>
-    <w:p>
-      <w:pPr>
-        <w:spacing w:before="100" w:after="10"/>
-      </w:pPr>
-      <w:r>
-        <w:rPr>
-          <w:rFonts w:ascii="Calibri" w:eastAsia="Calibri" w:hAnsi="Calibri" w:cs="Calibri"/>
-          <w:b/>
-          <w:bCs/>
-          <w:sz w:val="21"/>
-          <w:szCs w:val="21"/>
-        </w:rPr>
-        <w:t xml:space="preserve">Threat Intelligence Report — </w:t>
-      </w:r>
-      <w:proofErr w:type="spellStart"/>
-      <w:r>
-        <w:rPr>
-          <w:rFonts w:ascii="Calibri" w:eastAsia="Calibri" w:hAnsi="Calibri" w:cs="Calibri"/>
-          <w:b/>
-          <w:bCs/>
-          <w:sz w:val="21"/>
-          <w:szCs w:val="21"/>
-        </w:rPr>
-        <w:t>MOVEit</w:t>
-      </w:r>
-      <w:proofErr w:type="spellEnd"/>
-      <w:r>
-        <w:rPr>
-          <w:rFonts w:ascii="Calibri" w:eastAsia="Calibri" w:hAnsi="Calibri" w:cs="Calibri"/>
-          <w:b/>
-          <w:bCs/>
-          <w:sz w:val="21"/>
-          <w:szCs w:val="21"/>
-        </w:rPr>
-        <w:t xml:space="preserve"> Supply Chain Attack</w:t>
-      </w:r>
-    </w:p>
-    <w:p>
-      <w:pPr>
-        <w:spacing w:after="30"/>
-      </w:pPr>
-      <w:r>
-        <w:rPr>
-          <w:rFonts w:ascii="Calibri" w:eastAsia="Calibri" w:hAnsi="Calibri" w:cs="Calibri"/>
-          <w:i/>
-          <w:iCs/>
-        </w:rPr>
-        <w:t xml:space="preserve">Academic </w:t>
-      </w:r>
-      <w:proofErr w:type="gramStart"/>
-      <w:r>
-        <w:rPr>
-          <w:rFonts w:ascii="Calibri" w:eastAsia="Calibri" w:hAnsi="Calibri" w:cs="Calibri"/>
-          <w:i/>
-          <w:iCs/>
-        </w:rPr>
-        <w:t>Project  |</w:t>
-      </w:r>
-      <w:proofErr w:type="gramEnd"/>
-      <w:r>
-        <w:rPr>
-          <w:rFonts w:ascii="Calibri" w:eastAsia="Calibri" w:hAnsi="Calibri" w:cs="Calibri"/>
-          <w:i/>
-          <w:iCs/>
-        </w:rPr>
-        <w:t xml:space="preserve">  Kennesaw State University</w:t>
+          <w:color w:val="333333"/>
+        </w:rPr>
+        <w:t>Built a structured, milestone-based Python workflow to analyze AES-256 encryption, automate decryption, and verify data integrity.</w:t>
       </w:r>
     </w:p>
     <w:p>
@@ -1181,9 +1151,56 @@
       </w:pPr>
       <w:r>
         <w:rPr>
-          <w:rFonts w:ascii="Calibri" w:eastAsia="Calibri" w:hAnsi="Calibri" w:cs="Calibri"/>
-        </w:rPr>
-        <w:t>Researched and analyzed a real-world supply chain attack, mapping attacker tactics to the MITRE ATT&amp;CK framework and evaluating third-party risk implications.</w:t>
+          <w:color w:val="333333"/>
+        </w:rPr>
+        <w:t>Documented each phase with validation steps, demonstrating methodical problem-solving and attention to data accuracy.</w:t>
+      </w:r>
+    </w:p>
+    <w:p>
+      <w:pPr>
+        <w:spacing w:before="140" w:after="20"/>
+      </w:pPr>
+      <w:r>
+        <w:rPr>
+          <w:b/>
+          <w:bCs/>
+          <w:color w:val="000000"/>
+          <w:sz w:val="21"/>
+          <w:szCs w:val="21"/>
+        </w:rPr>
+        <w:t xml:space="preserve">Vulnerability Assessment </w:t>
+      </w:r>
+      <w:proofErr w:type="gramStart"/>
+      <w:r>
+        <w:rPr>
+          <w:b/>
+          <w:bCs/>
+          <w:color w:val="000000"/>
+          <w:sz w:val="21"/>
+          <w:szCs w:val="21"/>
+        </w:rPr>
+        <w:t>Report</w:t>
+      </w:r>
+      <w:r>
+        <w:rPr>
+          <w:i/>
+          <w:iCs/>
+          <w:color w:val="555555"/>
+          <w:sz w:val="19"/>
+          <w:szCs w:val="19"/>
+        </w:rPr>
+        <w:t xml:space="preserve">  —</w:t>
+      </w:r>
+      <w:proofErr w:type="gramEnd"/>
+      <w:r>
+        <w:rPr>
+          <w:i/>
+          <w:iCs/>
+          <w:color w:val="555555"/>
+          <w:sz w:val="19"/>
+          <w:szCs w:val="19"/>
+        </w:rPr>
+        <w:t xml:space="preserve">  Kennesaw State University</w:t>
       </w:r>
     </w:p>
     <w:p>
@@ -1197,21 +1214,139 @@
       </w:pPr>
       <w:r>
         <w:rPr>
-          <w:rFonts w:ascii="Calibri" w:eastAsia="Calibri" w:hAnsi="Calibri" w:cs="Calibri"/>
+          <w:color w:val="333333"/>
+        </w:rPr>
+        <w:t>Conducted a structured vulnerability assessment in a lab environment, performing host discovery, service enumeration, and risk-based prioritization using CVSS scoring.</w:t>
+      </w:r>
+    </w:p>
+    <w:p>
+      <w:pPr>
+        <w:pStyle w:val="ListParagraph"/>
+        <w:numPr>
+          <w:ilvl w:val="0"/>
+          <w:numId w:val="2"/>
+        </w:numPr>
+        <w:spacing w:before="20" w:after="20"/>
+      </w:pPr>
+      <w:r>
+        <w:rPr>
+          <w:color w:val="333333"/>
+        </w:rPr>
+        <w:t>Produced an executive summary with remediation and hardening recommendations.</w:t>
+      </w:r>
+    </w:p>
+    <w:p>
+      <w:pPr>
+        <w:spacing w:before="140" w:after="20"/>
+      </w:pPr>
+      <w:r>
+        <w:rPr>
+          <w:b/>
+          <w:bCs/>
+          <w:color w:val="000000"/>
+          <w:sz w:val="21"/>
+          <w:szCs w:val="21"/>
+        </w:rPr>
+        <w:t xml:space="preserve">Threat Intelligence Report — </w:t>
+      </w:r>
+      <w:proofErr w:type="spellStart"/>
+      <w:r>
+        <w:rPr>
+          <w:b/>
+          <w:bCs/>
+          <w:color w:val="000000"/>
+          <w:sz w:val="21"/>
+          <w:szCs w:val="21"/>
+        </w:rPr>
+        <w:t>MOVEit</w:t>
+      </w:r>
+      <w:proofErr w:type="spellEnd"/>
+      <w:r>
+        <w:rPr>
+          <w:b/>
+          <w:bCs/>
+          <w:color w:val="000000"/>
+          <w:sz w:val="21"/>
+          <w:szCs w:val="21"/>
+        </w:rPr>
+        <w:t xml:space="preserve"> Supply Chain </w:t>
+      </w:r>
+      <w:proofErr w:type="gramStart"/>
+      <w:r>
+        <w:rPr>
+          <w:b/>
+          <w:bCs/>
+          <w:color w:val="000000"/>
+          <w:sz w:val="21"/>
+          <w:szCs w:val="21"/>
+        </w:rPr>
+        <w:t>Attack</w:t>
+      </w:r>
+      <w:r>
+        <w:rPr>
+          <w:i/>
+          <w:iCs/>
+          <w:color w:val="555555"/>
+          <w:sz w:val="19"/>
+          <w:szCs w:val="19"/>
+        </w:rPr>
+        <w:t xml:space="preserve">  —</w:t>
+      </w:r>
+      <w:proofErr w:type="gramEnd"/>
+      <w:r>
+        <w:rPr>
+          <w:i/>
+          <w:iCs/>
+          <w:color w:val="555555"/>
+          <w:sz w:val="19"/>
+          <w:szCs w:val="19"/>
+        </w:rPr>
+        <w:t xml:space="preserve">  Kennesaw State University</w:t>
+      </w:r>
+    </w:p>
+    <w:p>
+      <w:pPr>
+        <w:pStyle w:val="ListParagraph"/>
+        <w:numPr>
+          <w:ilvl w:val="0"/>
+          <w:numId w:val="2"/>
+        </w:numPr>
+        <w:spacing w:before="20" w:after="20"/>
+      </w:pPr>
+      <w:r>
+        <w:rPr>
+          <w:color w:val="333333"/>
+        </w:rPr>
+        <w:t>Researched and analyzed a real-world supply chain attack, mapping attacker tactics to the MITRE ATT&amp;CK framework and evaluating third-party risk implications.</w:t>
+      </w:r>
+    </w:p>
+    <w:p>
+      <w:pPr>
+        <w:pStyle w:val="ListParagraph"/>
+        <w:numPr>
+          <w:ilvl w:val="0"/>
+          <w:numId w:val="2"/>
+        </w:numPr>
+        <w:spacing w:before="20" w:after="20"/>
+      </w:pPr>
+      <w:r>
+        <w:rPr>
+          <w:color w:val="333333"/>
         </w:rPr>
         <w:t>Produced a structured threat intelligence report covering the attack lifecycle, exploited vulnerabilities, and organizational impact.</w:t>
       </w:r>
     </w:p>
     <w:p>
       <w:pPr>
-        <w:spacing w:before="180" w:after="60"/>
-      </w:pPr>
-      <w:r>
-        <w:rPr>
-          <w:rFonts w:ascii="Calibri" w:eastAsia="Calibri" w:hAnsi="Calibri" w:cs="Calibri"/>
+        <w:spacing w:before="180" w:after="40"/>
+      </w:pPr>
+      <w:r>
+        <w:rPr>
           <w:b/>
           <w:bCs/>
           <w:caps/>
+          <w:color w:val="1F4E79"/>
+          <w:spacing w:val="20"/>
           <w:sz w:val="22"/>
           <w:szCs w:val="22"/>
         </w:rPr>
@@ -1220,129 +1355,207 @@
     </w:p>
     <w:p>
       <w:pPr>
-        <w:spacing w:before="20" w:after="20"/>
-      </w:pPr>
-      <w:r>
-        <w:rPr>
-          <w:rFonts w:ascii="Calibri" w:eastAsia="Calibri" w:hAnsi="Calibri" w:cs="Calibri"/>
-          <w:b/>
-          <w:bCs/>
-        </w:rPr>
-        <w:t xml:space="preserve">Programming: </w:t>
-      </w:r>
-      <w:r>
-        <w:rPr>
-          <w:rFonts w:ascii="Calibri" w:eastAsia="Calibri" w:hAnsi="Calibri" w:cs="Calibri"/>
-        </w:rPr>
-        <w:t>Python, SQL, Java, HTML, CSS</w:t>
-      </w:r>
-    </w:p>
-    <w:p>
-      <w:pPr>
-        <w:spacing w:before="20" w:after="20"/>
-      </w:pPr>
-      <w:r>
-        <w:rPr>
-          <w:rFonts w:ascii="Calibri" w:eastAsia="Calibri" w:hAnsi="Calibri" w:cs="Calibri"/>
-          <w:b/>
-          <w:bCs/>
-        </w:rPr>
-        <w:t xml:space="preserve">Productivity Tools: </w:t>
-      </w:r>
-      <w:r>
-        <w:rPr>
-          <w:rFonts w:ascii="Calibri" w:eastAsia="Calibri" w:hAnsi="Calibri" w:cs="Calibri"/>
-        </w:rPr>
-        <w:t>Microsoft Office Suite (Excel, Access, Word)</w:t>
-      </w:r>
-    </w:p>
-    <w:p>
-      <w:pPr>
-        <w:spacing w:before="20" w:after="20"/>
-      </w:pPr>
-      <w:r>
-        <w:rPr>
-          <w:rFonts w:ascii="Calibri" w:eastAsia="Calibri" w:hAnsi="Calibri" w:cs="Calibri"/>
-          <w:b/>
-          <w:bCs/>
-        </w:rPr>
-        <w:t xml:space="preserve">Cybersecurity Tools: </w:t>
-      </w:r>
-      <w:r>
-        <w:rPr>
-          <w:rFonts w:ascii="Calibri" w:eastAsia="Calibri" w:hAnsi="Calibri" w:cs="Calibri"/>
-        </w:rPr>
-        <w:t>Wireshark, SIEM</w:t>
-      </w:r>
-    </w:p>
-    <w:p>
-      <w:pPr>
-        <w:spacing w:before="20" w:after="20"/>
-      </w:pPr>
-      <w:r>
-        <w:rPr>
-          <w:rFonts w:ascii="Calibri" w:eastAsia="Calibri" w:hAnsi="Calibri" w:cs="Calibri"/>
-          <w:b/>
-          <w:bCs/>
-        </w:rPr>
-        <w:t xml:space="preserve">Operating Systems: </w:t>
-      </w:r>
-      <w:r>
-        <w:rPr>
-          <w:rFonts w:ascii="Calibri" w:eastAsia="Calibri" w:hAnsi="Calibri" w:cs="Calibri"/>
-        </w:rPr>
-        <w:t>Windows, Linux</w:t>
-      </w:r>
-    </w:p>
-    <w:p>
-      <w:pPr>
-        <w:spacing w:before="20" w:after="20"/>
-      </w:pPr>
-      <w:r>
-        <w:rPr>
-          <w:rFonts w:ascii="Calibri" w:eastAsia="Calibri" w:hAnsi="Calibri" w:cs="Calibri"/>
-          <w:b/>
-          <w:bCs/>
-        </w:rPr>
-        <w:t xml:space="preserve">Certifications: </w:t>
-      </w:r>
-      <w:r>
-        <w:rPr>
-          <w:rFonts w:ascii="Calibri" w:eastAsia="Calibri" w:hAnsi="Calibri" w:cs="Calibri"/>
-        </w:rPr>
-        <w:t>ISC2 Certified in Cybersecurity (CC), TestOut PC Pro, TestOut Network Pro</w:t>
-      </w:r>
-    </w:p>
-    <w:p>
-      <w:pPr>
-        <w:spacing w:before="20" w:after="20"/>
-      </w:pPr>
-      <w:r>
-        <w:rPr>
-          <w:rFonts w:ascii="Calibri" w:eastAsia="Calibri" w:hAnsi="Calibri" w:cs="Calibri"/>
-          <w:b/>
-          <w:bCs/>
-        </w:rPr>
-        <w:t xml:space="preserve">Affiliations: </w:t>
+        <w:pBdr>
+          <w:bottom w:val="single" w:sz="6" w:space="1" w:color="AAAAAA"/>
+        </w:pBdr>
+        <w:spacing w:after="80"/>
+      </w:pPr>
+    </w:p>
+    <w:p>
+      <w:pPr>
+        <w:spacing w:before="20" w:after="20"/>
+      </w:pPr>
+      <w:r>
+        <w:rPr>
+          <w:color w:val="333333"/>
+        </w:rPr>
+        <w:t>Programming</w:t>
+      </w:r>
+      <w:proofErr w:type="gramStart"/>
+      <w:r>
+        <w:rPr>
+          <w:color w:val="333333"/>
+        </w:rPr>
+        <w:t>:  Python</w:t>
+      </w:r>
+      <w:proofErr w:type="gramEnd"/>
+      <w:r>
+        <w:rPr>
+          <w:color w:val="333333"/>
+        </w:rPr>
+        <w:t>, SQL, Java, HTML, CSS</w:t>
+      </w:r>
+    </w:p>
+    <w:p>
+      <w:pPr>
+        <w:spacing w:before="20" w:after="20"/>
+      </w:pPr>
+      <w:r>
+        <w:rPr>
+          <w:color w:val="333333"/>
+        </w:rPr>
+        <w:t>Productivity Tools</w:t>
+      </w:r>
+      <w:proofErr w:type="gramStart"/>
+      <w:r>
+        <w:rPr>
+          <w:color w:val="333333"/>
+        </w:rPr>
+        <w:t>:  Microsoft</w:t>
+      </w:r>
+      <w:proofErr w:type="gramEnd"/>
+      <w:r>
+        <w:rPr>
+          <w:color w:val="333333"/>
+        </w:rPr>
+        <w:t xml:space="preserve"> Office Suite (Excel, Access, Word)</w:t>
+      </w:r>
+    </w:p>
+    <w:p>
+      <w:pPr>
+        <w:spacing w:before="20" w:after="20"/>
+      </w:pPr>
+      <w:r>
+        <w:rPr>
+          <w:color w:val="333333"/>
+        </w:rPr>
+        <w:t>Cybersecurity Tools</w:t>
+      </w:r>
+      <w:proofErr w:type="gramStart"/>
+      <w:r>
+        <w:rPr>
+          <w:color w:val="333333"/>
+        </w:rPr>
+        <w:t>:  Wireshark</w:t>
+      </w:r>
+      <w:proofErr w:type="gramEnd"/>
+      <w:r>
+        <w:rPr>
+          <w:color w:val="333333"/>
+        </w:rPr>
+        <w:t>, SIEM</w:t>
+      </w:r>
+    </w:p>
+    <w:p>
+      <w:pPr>
+        <w:spacing w:before="20" w:after="20"/>
+      </w:pPr>
+      <w:r>
+        <w:rPr>
+          <w:color w:val="333333"/>
+        </w:rPr>
+        <w:t>Operating Systems</w:t>
+      </w:r>
+      <w:proofErr w:type="gramStart"/>
+      <w:r>
+        <w:rPr>
+          <w:color w:val="333333"/>
+        </w:rPr>
+        <w:t>:  Windows</w:t>
+      </w:r>
+      <w:proofErr w:type="gramEnd"/>
+      <w:r>
+        <w:rPr>
+          <w:color w:val="333333"/>
+        </w:rPr>
+        <w:t>, Linux</w:t>
+      </w:r>
+    </w:p>
+    <w:p>
+      <w:pPr>
+        <w:spacing w:before="20" w:after="20"/>
+      </w:pPr>
+      <w:r>
+        <w:rPr>
+          <w:color w:val="333333"/>
+        </w:rPr>
+        <w:t>Certifications</w:t>
+      </w:r>
+      <w:proofErr w:type="gramStart"/>
+      <w:r>
+        <w:rPr>
+          <w:color w:val="333333"/>
+        </w:rPr>
+        <w:t>:  ISC2</w:t>
+      </w:r>
+      <w:proofErr w:type="gramEnd"/>
+      <w:r>
+        <w:rPr>
+          <w:color w:val="333333"/>
+        </w:rPr>
+        <w:t xml:space="preserve"> Certified in Cybersecurity (CC</w:t>
+      </w:r>
+      <w:proofErr w:type="gramStart"/>
+      <w:r>
+        <w:rPr>
+          <w:color w:val="333333"/>
+        </w:rPr>
+        <w:t>)  |</w:t>
+      </w:r>
+      <w:proofErr w:type="gramEnd"/>
+      <w:r>
+        <w:rPr>
+          <w:color w:val="333333"/>
+        </w:rPr>
+        <w:t xml:space="preserve">  TestOut PC </w:t>
+      </w:r>
+      <w:proofErr w:type="gramStart"/>
+      <w:r>
+        <w:rPr>
+          <w:color w:val="333333"/>
+        </w:rPr>
+        <w:t>Pro  |</w:t>
+      </w:r>
+      <w:proofErr w:type="gramEnd"/>
+      <w:r>
+        <w:rPr>
+          <w:color w:val="333333"/>
+        </w:rPr>
+        <w:t xml:space="preserve">  TestOut Network Pro</w:t>
+      </w:r>
+    </w:p>
+    <w:p>
+      <w:pPr>
+        <w:spacing w:before="20" w:after="20"/>
+      </w:pPr>
+      <w:r>
+        <w:rPr>
+          <w:color w:val="333333"/>
+        </w:rPr>
+        <w:t xml:space="preserve">Affiliations:  </w:t>
       </w:r>
       <w:proofErr w:type="spellStart"/>
       <w:r>
         <w:rPr>
-          <w:rFonts w:ascii="Calibri" w:eastAsia="Calibri" w:hAnsi="Calibri" w:cs="Calibri"/>
+          <w:color w:val="333333"/>
         </w:rPr>
         <w:t>WiCyS</w:t>
       </w:r>
       <w:proofErr w:type="spellEnd"/>
       <w:r>
         <w:rPr>
-          <w:rFonts w:ascii="Calibri" w:eastAsia="Calibri" w:hAnsi="Calibri" w:cs="Calibri"/>
-        </w:rPr>
-        <w:t xml:space="preserve"> (Women in Cybersecurity), Order of the Sword and Shield (Omicron Sigma Sigma)</w:t>
+          <w:color w:val="333333"/>
+        </w:rPr>
+        <w:t xml:space="preserve"> (Women in </w:t>
+      </w:r>
+      <w:proofErr w:type="gramStart"/>
+      <w:r>
+        <w:rPr>
+          <w:color w:val="333333"/>
+        </w:rPr>
+        <w:t>Cybersecurity)  |</w:t>
+      </w:r>
+      <w:proofErr w:type="gramEnd"/>
+      <w:r>
+        <w:rPr>
+          <w:color w:val="333333"/>
+        </w:rPr>
+        <w:t xml:space="preserve">  Order of the Sword and Shield (Omicron Sigma Sigma)</w:t>
       </w:r>
     </w:p>
     <w:sectPr>
       <w:pgSz w:w="12240" w:h="15840"/>
-      <w:pgMar w:top="720" w:right="1080" w:bottom="720" w:left="1080" w:header="708" w:footer="708" w:gutter="0"/>
+      <w:pgMar w:top="1080" w:right="1260" w:bottom="1080" w:left="1260" w:header="708" w:footer="708" w:gutter="0"/>
       <w:cols w:space="720"/>
       <w:docGrid w:linePitch="360"/>
     </w:sectPr>
@@ -1353,153 +1566,153 @@
 <file path=word/numbering.xml><?xml version="1.0" encoding="utf-8"?>
 <w:numbering xmlns:wpc="http://schemas.microsoft.com/office/word/2010/wordprocessingCanvas" xmlns:cx="http://schemas.microsoft.com/office/drawing/2014/chartex" xmlns:cx1="http://schemas.microsoft.com/office/drawing/2015/9/8/chartex" xmlns:cx2="http://schemas.microsoft.com/office/drawing/2015/10/21/chartex" xmlns:cx3="http://schemas.microsoft.com/office/drawing/2016/5/9/chartex" xmlns:cx4="http://schemas.microsoft.com/office/drawing/2016/5/10/chartex" xmlns:cx5="http://schemas.microsoft.com/office/drawing/2016/5/11/chartex" xmlns:cx6="http://schemas.microsoft.com/office/drawing/2016/5/12/chartex" xmlns:cx7="http://schemas.microsoft.com/office/drawing/2016/5/13/chartex" xmlns:cx8="http://schemas.microsoft.com/office/drawing/2016/5/14/chartex" xmlns:mc="http://schemas.openxmlformats.org/markup-compatibility/2006" xmlns:aink="http://schemas.microsoft.com/office/drawing/2016/ink" xmlns:am3d="http://schemas.microsoft.com/office/drawing/2017/model3d" xmlns:o="urn:schemas-microsoft-com:office:office" xmlns:oel="http://schemas.microsoft.com/office/2019/extlst" xmlns:r="http://schemas.openxmlformats.org/officeDocument/2006/relationships" xmlns:m="http://schemas.openxmlformats.org/officeDocument/2006/math" xmlns:v="urn:schemas-microsoft-com:vml" xmlns:wp14="http://schemas.microsoft.com/office/word/2010/wordprocessingDrawing" xmlns:wp="http://schemas.openxmlformats.org/drawingml/2006/wordprocessingDrawing" xmlns:w10="urn:schemas-microsoft-com:office:word" xmlns:w="http://schemas.openxmlformats.org/wordprocessingml/2006/main" xmlns:w14="http://schemas.microsoft.com/office/word/2010/wordml" xmlns:w15="http://schemas.microsoft.com/office/word/2012/wordml" xmlns:w16cex="http://schemas.microsoft.com/office/word/2018/wordml/cex" xmlns:w16cid="http://schemas.microsoft.com/office/word/2016/wordml/cid" xmlns:w16="http://schemas.microsoft.com/office/word/2018/wordml" xmlns:w16du="http://schemas.microsoft.com/office/word/2023/wordml/word16du" xmlns:w16sdtdh="http://schemas.microsoft.com/office/word/2020/wordml/sdtdatahash" xmlns:w16sdtfl="http://schemas.microsoft.com/office/word/2024/wordml/sdtformatlock" xmlns:w16se="http://schemas.microsoft.com/office/word/2015/wordml/symex" xmlns:wpg="http://schemas.microsoft.com/office/word/2010/wordprocessingGroup" xmlns:wpi="http://schemas.microsoft.com/office/word/2010/wordprocessingInk" xmlns:wne="http://schemas.microsoft.com/office/word/2006/wordml" xmlns:wps="http://schemas.microsoft.com/office/word/2010/wordprocessingShape" mc:Ignorable="w14 w15 w16se w16cid w16 w16cex w16sdtdh w16sdtfl w16du wp14">
   <w:abstractNum w:abstractNumId="0" w15:restartNumberingAfterBreak="0">
-    <w:nsid w:val="1CF461AF"/>
+    <w:nsid w:val="47E60B0B"/>
     <w:multiLevelType w:val="hybridMultilevel"/>
-    <w:tmpl w:val="7924D034"/>
-    <w:lvl w:ilvl="0" w:tplc="009E0F3E">
+    <w:tmpl w:val="1EC8622C"/>
+    <w:lvl w:ilvl="0" w:tplc="C0668168">
+      <w:start w:val="1"/>
+      <w:numFmt w:val="bullet"/>
+      <w:lvlText w:val="●"/>
+      <w:lvlJc w:val="left"/>
+      <w:pPr>
+        <w:ind w:left="720" w:hanging="360"/>
+      </w:pPr>
+    </w:lvl>
+    <w:lvl w:ilvl="1" w:tplc="E03884BC">
+      <w:start w:val="1"/>
+      <w:numFmt w:val="bullet"/>
+      <w:lvlText w:val="○"/>
+      <w:lvlJc w:val="left"/>
+      <w:pPr>
+        <w:ind w:left="1440" w:hanging="360"/>
+      </w:pPr>
+    </w:lvl>
+    <w:lvl w:ilvl="2" w:tplc="B85E7FA6">
+      <w:start w:val="1"/>
+      <w:numFmt w:val="bullet"/>
+      <w:lvlText w:val="■"/>
+      <w:lvlJc w:val="left"/>
+      <w:pPr>
+        <w:ind w:left="2160" w:hanging="360"/>
+      </w:pPr>
+    </w:lvl>
+    <w:lvl w:ilvl="3" w:tplc="8BE8E996">
+      <w:start w:val="1"/>
+      <w:numFmt w:val="bullet"/>
+      <w:lvlText w:val="●"/>
+      <w:lvlJc w:val="left"/>
+      <w:pPr>
+        <w:ind w:left="2880" w:hanging="360"/>
+      </w:pPr>
+    </w:lvl>
+    <w:lvl w:ilvl="4" w:tplc="E1D67EB0">
+      <w:start w:val="1"/>
+      <w:numFmt w:val="bullet"/>
+      <w:lvlText w:val="○"/>
+      <w:lvlJc w:val="left"/>
+      <w:pPr>
+        <w:ind w:left="3600" w:hanging="360"/>
+      </w:pPr>
+    </w:lvl>
+    <w:lvl w:ilvl="5" w:tplc="84B8E90E">
+      <w:start w:val="1"/>
+      <w:numFmt w:val="bullet"/>
+      <w:lvlText w:val="■"/>
+      <w:lvlJc w:val="left"/>
+      <w:pPr>
+        <w:ind w:left="4320" w:hanging="360"/>
+      </w:pPr>
+    </w:lvl>
+    <w:lvl w:ilvl="6" w:tplc="5CBE616A">
+      <w:start w:val="1"/>
+      <w:numFmt w:val="bullet"/>
+      <w:lvlText w:val="●"/>
+      <w:lvlJc w:val="left"/>
+      <w:pPr>
+        <w:ind w:left="5040" w:hanging="360"/>
+      </w:pPr>
+    </w:lvl>
+    <w:lvl w:ilvl="7" w:tplc="91F4AB64">
+      <w:start w:val="1"/>
+      <w:numFmt w:val="bullet"/>
+      <w:lvlText w:val="●"/>
+      <w:lvlJc w:val="left"/>
+      <w:pPr>
+        <w:ind w:left="5760" w:hanging="360"/>
+      </w:pPr>
+    </w:lvl>
+    <w:lvl w:ilvl="8" w:tplc="CFDCD468">
+      <w:start w:val="1"/>
+      <w:numFmt w:val="bullet"/>
+      <w:lvlText w:val="●"/>
+      <w:lvlJc w:val="left"/>
+      <w:pPr>
+        <w:ind w:left="6480" w:hanging="360"/>
+      </w:pPr>
+    </w:lvl>
+  </w:abstractNum>
+  <w:abstractNum w:abstractNumId="1" w15:restartNumberingAfterBreak="0">
+    <w:nsid w:val="49B55E30"/>
+    <w:multiLevelType w:val="hybridMultilevel"/>
+    <w:tmpl w:val="34FE3F30"/>
+    <w:lvl w:ilvl="0" w:tplc="675A63D8">
       <w:start w:val="1"/>
       <w:numFmt w:val="bullet"/>
       <w:lvlText w:val="•"/>
       <w:lvlJc w:val="left"/>
       <w:pPr>
-        <w:ind w:left="540" w:hanging="360"/>
+        <w:ind w:left="540" w:hanging="260"/>
       </w:pPr>
     </w:lvl>
-    <w:lvl w:ilvl="1" w:tplc="057CA4D6">
+    <w:lvl w:ilvl="1" w:tplc="E6F6F0B4">
       <w:numFmt w:val="decimal"/>
       <w:lvlText w:val=""/>
       <w:lvlJc w:val="left"/>
     </w:lvl>
-    <w:lvl w:ilvl="2" w:tplc="39B064C8">
+    <w:lvl w:ilvl="2" w:tplc="D37E2ED0">
       <w:numFmt w:val="decimal"/>
       <w:lvlText w:val=""/>
       <w:lvlJc w:val="left"/>
     </w:lvl>
-    <w:lvl w:ilvl="3" w:tplc="DC960AE0">
+    <w:lvl w:ilvl="3" w:tplc="3F4A8902">
       <w:numFmt w:val="decimal"/>
       <w:lvlText w:val=""/>
       <w:lvlJc w:val="left"/>
     </w:lvl>
-    <w:lvl w:ilvl="4" w:tplc="7DA46CF4">
+    <w:lvl w:ilvl="4" w:tplc="B9E40F2A">
       <w:numFmt w:val="decimal"/>
       <w:lvlText w:val=""/>
       <w:lvlJc w:val="left"/>
     </w:lvl>
-    <w:lvl w:ilvl="5" w:tplc="3CE47828">
+    <w:lvl w:ilvl="5" w:tplc="05EEC29C">
       <w:numFmt w:val="decimal"/>
       <w:lvlText w:val=""/>
       <w:lvlJc w:val="left"/>
     </w:lvl>
-    <w:lvl w:ilvl="6" w:tplc="333CD382">
+    <w:lvl w:ilvl="6" w:tplc="64745478">
       <w:numFmt w:val="decimal"/>
       <w:lvlText w:val=""/>
       <w:lvlJc w:val="left"/>
     </w:lvl>
-    <w:lvl w:ilvl="7" w:tplc="BD08523C">
+    <w:lvl w:ilvl="7" w:tplc="E38284AC">
       <w:numFmt w:val="decimal"/>
       <w:lvlText w:val=""/>
       <w:lvlJc w:val="left"/>
     </w:lvl>
-    <w:lvl w:ilvl="8" w:tplc="2B0A6CE4">
+    <w:lvl w:ilvl="8" w:tplc="1AB4B6A4">
       <w:numFmt w:val="decimal"/>
       <w:lvlText w:val=""/>
       <w:lvlJc w:val="left"/>
     </w:lvl>
   </w:abstractNum>
-  <w:abstractNum w:abstractNumId="1" w15:restartNumberingAfterBreak="0">
-    <w:nsid w:val="754D4A87"/>
-    <w:multiLevelType w:val="hybridMultilevel"/>
-    <w:tmpl w:val="DA742DB2"/>
-    <w:lvl w:ilvl="0" w:tplc="597A0544">
-      <w:start w:val="1"/>
-      <w:numFmt w:val="bullet"/>
-      <w:lvlText w:val="●"/>
-      <w:lvlJc w:val="left"/>
-      <w:pPr>
-        <w:ind w:left="720" w:hanging="360"/>
-      </w:pPr>
-    </w:lvl>
-    <w:lvl w:ilvl="1" w:tplc="3A369FAA">
-      <w:start w:val="1"/>
-      <w:numFmt w:val="bullet"/>
-      <w:lvlText w:val="○"/>
-      <w:lvlJc w:val="left"/>
-      <w:pPr>
-        <w:ind w:left="1440" w:hanging="360"/>
-      </w:pPr>
-    </w:lvl>
-    <w:lvl w:ilvl="2" w:tplc="B1988EF6">
-      <w:start w:val="1"/>
-      <w:numFmt w:val="bullet"/>
-      <w:lvlText w:val="■"/>
-      <w:lvlJc w:val="left"/>
-      <w:pPr>
-        <w:ind w:left="2160" w:hanging="360"/>
-      </w:pPr>
-    </w:lvl>
-    <w:lvl w:ilvl="3" w:tplc="F2728BEA">
-      <w:start w:val="1"/>
-      <w:numFmt w:val="bullet"/>
-      <w:lvlText w:val="●"/>
-      <w:lvlJc w:val="left"/>
-      <w:pPr>
-        <w:ind w:left="2880" w:hanging="360"/>
-      </w:pPr>
-    </w:lvl>
-    <w:lvl w:ilvl="4" w:tplc="3ADEC2C8">
-      <w:start w:val="1"/>
-      <w:numFmt w:val="bullet"/>
-      <w:lvlText w:val="○"/>
-      <w:lvlJc w:val="left"/>
-      <w:pPr>
-        <w:ind w:left="3600" w:hanging="360"/>
-      </w:pPr>
-    </w:lvl>
-    <w:lvl w:ilvl="5" w:tplc="13F4EE64">
-      <w:start w:val="1"/>
-      <w:numFmt w:val="bullet"/>
-      <w:lvlText w:val="■"/>
-      <w:lvlJc w:val="left"/>
-      <w:pPr>
-        <w:ind w:left="4320" w:hanging="360"/>
-      </w:pPr>
-    </w:lvl>
-    <w:lvl w:ilvl="6" w:tplc="1D8E3F98">
-      <w:start w:val="1"/>
-      <w:numFmt w:val="bullet"/>
-      <w:lvlText w:val="●"/>
-      <w:lvlJc w:val="left"/>
-      <w:pPr>
-        <w:ind w:left="5040" w:hanging="360"/>
-      </w:pPr>
-    </w:lvl>
-    <w:lvl w:ilvl="7" w:tplc="16E22446">
-      <w:start w:val="1"/>
-      <w:numFmt w:val="bullet"/>
-      <w:lvlText w:val="●"/>
-      <w:lvlJc w:val="left"/>
-      <w:pPr>
-        <w:ind w:left="5760" w:hanging="360"/>
-      </w:pPr>
-    </w:lvl>
-    <w:lvl w:ilvl="8" w:tplc="EC5AD316">
-      <w:start w:val="1"/>
-      <w:numFmt w:val="bullet"/>
-      <w:lvlText w:val="●"/>
-      <w:lvlJc w:val="left"/>
-      <w:pPr>
-        <w:ind w:left="6480" w:hanging="360"/>
-      </w:pPr>
-    </w:lvl>
-  </w:abstractNum>
-  <w:num w:numId="1" w16cid:durableId="1094059947">
-    <w:abstractNumId w:val="1"/>
+  <w:num w:numId="1" w16cid:durableId="313486108">
+    <w:abstractNumId w:val="0"/>
     <w:lvlOverride w:ilvl="0">
       <w:startOverride w:val="1"/>
     </w:lvlOverride>
   </w:num>
-  <w:num w:numId="2" w16cid:durableId="627200329">
-    <w:abstractNumId w:val="0"/>
+  <w:num w:numId="2" w16cid:durableId="848370629">
+    <w:abstractNumId w:val="1"/>
     <w:lvlOverride w:ilvl="0">
       <w:startOverride w:val="1"/>
     </w:lvlOverride>
@@ -1512,7 +1725,7 @@
   <w:docDefaults>
     <w:rPrDefault>
       <w:rPr>
-        <w:rFonts w:ascii="Times New Roman" w:eastAsia="Times New Roman" w:hAnsi="Times New Roman" w:cs="Times New Roman"/>
+        <w:rFonts w:ascii="Arial" w:eastAsia="Arial" w:hAnsi="Arial" w:cs="Arial"/>
         <w:lang w:val="en-US" w:eastAsia="en-US" w:bidi="ar-SA"/>
       </w:rPr>
     </w:rPrDefault>
@@ -2068,6 +2281,33 @@
       <w:szCs w:val="20"/>
     </w:rPr>
   </w:style>
+  <w:style w:type="character" w:styleId="EndnoteReference">
+    <w:name w:val="endnote reference"/>
+    <w:uiPriority w:val="99"/>
+    <w:semiHidden/>
+    <w:unhideWhenUsed/>
+    <w:rPr>
+      <w:vertAlign w:val="superscript"/>
+    </w:rPr>
+  </w:style>
+  <w:style w:type="paragraph" w:styleId="EndnoteText">
+    <w:name w:val="endnote text"/>
+    <w:link w:val="EndnoteTextChar"/>
+    <w:uiPriority w:val="99"/>
+    <w:semiHidden/>
+    <w:unhideWhenUsed/>
+  </w:style>
+  <w:style w:type="character" w:customStyle="1" w:styleId="EndnoteTextChar">
+    <w:name w:val="Endnote Text Char"/>
+    <w:link w:val="EndnoteText"/>
+    <w:uiPriority w:val="99"/>
+    <w:semiHidden/>
+    <w:unhideWhenUsed/>
+    <w:rPr>
+      <w:sz w:val="20"/>
+      <w:szCs w:val="20"/>
+    </w:rPr>
+  </w:style>
 </w:styles>
 </file>
 
